--- a/T24_template_1.docx
+++ b/T24_template_1.docx
@@ -222,23 +222,13 @@
         </w:rPr>
         <w:t>(</w:t>
       </w:r>
-      <w:proofErr w:type="gramStart"/>
       <w:r>
         <w:rPr>
           <w:rFonts w:hint="eastAsia"/>
           <w:szCs w:val="24"/>
           <w:lang w:eastAsia="zh-HK"/>
         </w:rPr>
-        <w:t>祇</w:t>
-      </w:r>
-      <w:proofErr w:type="gramEnd"/>
-      <w:r>
-        <w:rPr>
-          <w:rFonts w:hint="eastAsia"/>
-          <w:szCs w:val="24"/>
-          <w:lang w:eastAsia="zh-HK"/>
-        </w:rPr>
-        <w:t>有車輛損毀</w:t>
+        <w:t>祇有車輛損毀</w:t>
       </w:r>
       <w:r>
         <w:rPr>
@@ -1038,7 +1028,6 @@
                 <w:lang w:eastAsia="zh-HK"/>
               </w:rPr>
             </w:pPr>
-            <w:proofErr w:type="gramStart"/>
             <w:r>
               <w:rPr>
                 <w:rFonts w:hint="eastAsia"/>
@@ -1048,7 +1037,6 @@
               </w:rPr>
               <w:t>擠塞</w:t>
             </w:r>
-            <w:proofErr w:type="gramEnd"/>
             <w:r>
               <w:rPr>
                 <w:rFonts w:hint="eastAsia"/>
@@ -1198,19 +1186,8 @@
                 <w:szCs w:val="20"/>
                 <w:lang w:eastAsia="zh-HK"/>
               </w:rPr>
-              <w:t xml:space="preserve">Traffic </w:t>
-            </w:r>
-            <w:proofErr w:type="gramStart"/>
-            <w:r>
-              <w:rPr>
-                <w:rFonts w:hint="eastAsia"/>
-                <w:sz w:val="20"/>
-                <w:szCs w:val="20"/>
-                <w:lang w:eastAsia="zh-HK"/>
-              </w:rPr>
-              <w:t>Condition :</w:t>
-            </w:r>
-            <w:proofErr w:type="gramEnd"/>
+              <w:t>Traffic Condition :</w:t>
+            </w:r>
           </w:p>
         </w:tc>
         <w:tc>
@@ -1617,7 +1594,6 @@
                 <w:lang w:eastAsia="zh-HK"/>
               </w:rPr>
             </w:pPr>
-            <w:proofErr w:type="gramStart"/>
             <w:r>
               <w:rPr>
                 <w:rFonts w:hint="eastAsia"/>
@@ -1627,7 +1603,6 @@
               </w:rPr>
               <w:t>廠名</w:t>
             </w:r>
-            <w:proofErr w:type="gramEnd"/>
             <w:r>
               <w:rPr>
                 <w:rFonts w:hint="eastAsia"/>
@@ -2064,16 +2039,15 @@
                 <w:szCs w:val="20"/>
                 <w:lang w:eastAsia="zh-HK"/>
               </w:rPr>
-              <w:t xml:space="preserve">       </w:t>
-            </w:r>
-            <w:r>
-              <w:rPr>
-                <w:rFonts w:hint="eastAsia"/>
-                <w:sz w:val="20"/>
-                <w:szCs w:val="20"/>
-                <w:lang w:eastAsia="zh-HK"/>
-              </w:rPr>
-              <w:t>-----</w:t>
+              <w:t xml:space="preserve">      </w:t>
+            </w:r>
+            <w:r>
+              <w:rPr>
+                <w:sz w:val="20"/>
+                <w:szCs w:val="20"/>
+                <w:lang w:eastAsia="zh-HK"/>
+              </w:rPr>
+              <w:t>{{VEH_1_EXPIRY}}</w:t>
             </w:r>
           </w:p>
         </w:tc>
@@ -2092,7 +2066,6 @@
                 <w:lang w:eastAsia="zh-HK"/>
               </w:rPr>
             </w:pPr>
-            <w:proofErr w:type="spellStart"/>
             <w:r>
               <w:rPr>
                 <w:rFonts w:hint="eastAsia"/>
@@ -2102,7 +2075,6 @@
               </w:rPr>
               <w:t>Colour</w:t>
             </w:r>
-            <w:proofErr w:type="spellEnd"/>
           </w:p>
         </w:tc>
         <w:tc>
@@ -3352,7 +3324,6 @@
                 <w:lang w:eastAsia="zh-HK"/>
               </w:rPr>
             </w:pPr>
-            <w:proofErr w:type="gramStart"/>
             <w:r>
               <w:rPr>
                 <w:rFonts w:hint="eastAsia"/>
@@ -3362,7 +3333,6 @@
               </w:rPr>
               <w:t>廠名</w:t>
             </w:r>
-            <w:proofErr w:type="gramEnd"/>
             <w:r>
               <w:rPr>
                 <w:rFonts w:hint="eastAsia"/>
@@ -3876,12 +3846,27 @@
             </w:r>
             <w:r>
               <w:rPr>
-                <w:rFonts w:hint="eastAsia"/>
-                <w:sz w:val="20"/>
-                <w:szCs w:val="20"/>
-                <w:lang w:eastAsia="zh-HK"/>
-              </w:rPr>
-              <w:t>------</w:t>
+                <w:sz w:val="20"/>
+                <w:szCs w:val="20"/>
+                <w:lang w:eastAsia="zh-HK"/>
+              </w:rPr>
+              <w:t>{{VEH_</w:t>
+            </w:r>
+            <w:r>
+              <w:rPr>
+                <w:rFonts w:hint="eastAsia"/>
+                <w:sz w:val="20"/>
+                <w:szCs w:val="20"/>
+              </w:rPr>
+              <w:t>2</w:t>
+            </w:r>
+            <w:r>
+              <w:rPr>
+                <w:sz w:val="20"/>
+                <w:szCs w:val="20"/>
+                <w:lang w:eastAsia="zh-HK"/>
+              </w:rPr>
+              <w:t>_EXPIRY}}</w:t>
             </w:r>
           </w:p>
         </w:tc>
@@ -3900,7 +3885,6 @@
                 <w:lang w:eastAsia="zh-HK"/>
               </w:rPr>
             </w:pPr>
-            <w:proofErr w:type="spellStart"/>
             <w:r>
               <w:rPr>
                 <w:rFonts w:hint="eastAsia"/>
@@ -3910,7 +3894,6 @@
               </w:rPr>
               <w:t>Colour</w:t>
             </w:r>
-            <w:proofErr w:type="spellEnd"/>
           </w:p>
         </w:tc>
         <w:tc>
@@ -5238,7 +5221,6 @@
                 <w:lang w:eastAsia="zh-HK"/>
               </w:rPr>
             </w:pPr>
-            <w:proofErr w:type="gramStart"/>
             <w:r>
               <w:rPr>
                 <w:rFonts w:hint="eastAsia"/>
@@ -5248,7 +5230,6 @@
               </w:rPr>
               <w:t>廠名</w:t>
             </w:r>
-            <w:proofErr w:type="gramEnd"/>
             <w:r>
               <w:rPr>
                 <w:rFonts w:hint="eastAsia"/>
@@ -5732,12 +5713,27 @@
             </w:pPr>
             <w:r>
               <w:rPr>
-                <w:rFonts w:hint="eastAsia"/>
-                <w:sz w:val="20"/>
-                <w:szCs w:val="20"/>
-                <w:lang w:eastAsia="zh-HK"/>
-              </w:rPr>
-              <w:t>-----</w:t>
+                <w:sz w:val="20"/>
+                <w:szCs w:val="20"/>
+                <w:lang w:eastAsia="zh-HK"/>
+              </w:rPr>
+              <w:t>{{VEH_</w:t>
+            </w:r>
+            <w:r>
+              <w:rPr>
+                <w:rFonts w:hint="eastAsia"/>
+                <w:sz w:val="20"/>
+                <w:szCs w:val="20"/>
+              </w:rPr>
+              <w:t>3</w:t>
+            </w:r>
+            <w:r>
+              <w:rPr>
+                <w:sz w:val="20"/>
+                <w:szCs w:val="20"/>
+                <w:lang w:eastAsia="zh-HK"/>
+              </w:rPr>
+              <w:t>_EXPIRY}}</w:t>
             </w:r>
           </w:p>
         </w:tc>
@@ -5756,7 +5752,6 @@
                 <w:lang w:eastAsia="zh-HK"/>
               </w:rPr>
             </w:pPr>
-            <w:proofErr w:type="spellStart"/>
             <w:r>
               <w:rPr>
                 <w:rFonts w:hint="eastAsia"/>
@@ -5766,7 +5761,6 @@
               </w:rPr>
               <w:t>Colour</w:t>
             </w:r>
-            <w:proofErr w:type="spellEnd"/>
           </w:p>
         </w:tc>
         <w:tc>
@@ -6919,23 +6913,7 @@
                 <w:rFonts w:asciiTheme="majorEastAsia" w:eastAsiaTheme="majorEastAsia" w:hAnsiTheme="majorEastAsia" w:hint="eastAsia"/>
                 <w:sz w:val="22"/>
               </w:rPr>
-              <w:t xml:space="preserve">XXX </w:t>
-            </w:r>
-            <w:proofErr w:type="spellStart"/>
-            <w:r>
-              <w:rPr>
-                <w:rFonts w:asciiTheme="majorEastAsia" w:eastAsiaTheme="majorEastAsia" w:hAnsiTheme="majorEastAsia" w:hint="eastAsia"/>
-                <w:sz w:val="22"/>
-              </w:rPr>
-              <w:t>XXX</w:t>
-            </w:r>
-            <w:proofErr w:type="spellEnd"/>
-            <w:r>
-              <w:rPr>
-                <w:rFonts w:asciiTheme="majorEastAsia" w:eastAsiaTheme="majorEastAsia" w:hAnsiTheme="majorEastAsia" w:hint="eastAsia"/>
-                <w:sz w:val="22"/>
-              </w:rPr>
-              <w:t xml:space="preserve"> XXX</w:t>
+              <w:t>XXX XXX XXX</w:t>
             </w:r>
             <w:r>
               <w:rPr>
@@ -7685,7 +7663,6 @@
               </w:rPr>
               <w:t xml:space="preserve">                                  </w:t>
             </w:r>
-            <w:proofErr w:type="gramStart"/>
             <w:r>
               <w:rPr>
                 <w:rFonts w:ascii="Arial" w:hAnsi="Arial" w:cs="Arial"/>
@@ -7693,17 +7670,7 @@
                 <w:szCs w:val="18"/>
                 <w:lang w:eastAsia="zh-HK"/>
               </w:rPr>
-              <w:t>Version :</w:t>
-            </w:r>
-            <w:proofErr w:type="gramEnd"/>
-            <w:r>
-              <w:rPr>
-                <w:rFonts w:ascii="Arial" w:hAnsi="Arial" w:cs="Arial"/>
-                <w:sz w:val="18"/>
-                <w:szCs w:val="18"/>
-                <w:lang w:eastAsia="zh-HK"/>
-              </w:rPr>
-              <w:t xml:space="preserve"> </w:t>
+              <w:t xml:space="preserve">Version : </w:t>
             </w:r>
             <w:r>
               <w:rPr>
@@ -7785,23 +7752,13 @@
               </w:rPr>
               <w:t>外，</w:t>
             </w:r>
-            <w:proofErr w:type="gramStart"/>
             <w:r>
               <w:rPr>
                 <w:rFonts w:asciiTheme="majorEastAsia" w:eastAsiaTheme="majorEastAsia" w:hAnsiTheme="majorEastAsia" w:hint="eastAsia"/>
                 <w:sz w:val="22"/>
                 <w:lang w:eastAsia="zh-HK"/>
               </w:rPr>
-              <w:t>職拍下</w:t>
-            </w:r>
-            <w:proofErr w:type="gramEnd"/>
-            <w:r>
-              <w:rPr>
-                <w:rFonts w:asciiTheme="majorEastAsia" w:eastAsiaTheme="majorEastAsia" w:hAnsiTheme="majorEastAsia" w:hint="eastAsia"/>
-                <w:sz w:val="22"/>
-                <w:lang w:eastAsia="zh-HK"/>
-              </w:rPr>
-              <w:t>照片劃下草圖</w:t>
+              <w:t>職拍下照片劃下草圖</w:t>
             </w:r>
           </w:p>
         </w:tc>
@@ -9001,19 +8958,8 @@
                 <w:szCs w:val="20"/>
                 <w:lang w:eastAsia="zh-HK"/>
               </w:rPr>
-              <w:t xml:space="preserve">Reported </w:t>
-            </w:r>
-            <w:proofErr w:type="gramStart"/>
-            <w:r>
-              <w:rPr>
-                <w:rFonts w:hint="eastAsia"/>
-                <w:sz w:val="20"/>
-                <w:szCs w:val="20"/>
-                <w:lang w:eastAsia="zh-HK"/>
-              </w:rPr>
-              <w:t>By :</w:t>
-            </w:r>
-            <w:proofErr w:type="gramEnd"/>
+              <w:t>Reported By :</w:t>
+            </w:r>
           </w:p>
         </w:tc>
         <w:tc>
@@ -10096,17 +10042,7 @@
                 <w:szCs w:val="20"/>
                 <w:lang w:eastAsia="zh-HK"/>
               </w:rPr>
-              <w:t xml:space="preserve">Drawn </w:t>
-            </w:r>
-            <w:proofErr w:type="gramStart"/>
-            <w:r>
-              <w:rPr>
-                <w:rFonts w:hint="eastAsia"/>
-                <w:sz w:val="20"/>
-                <w:szCs w:val="20"/>
-                <w:lang w:eastAsia="zh-HK"/>
-              </w:rPr>
-              <w:t>By</w:t>
+              <w:t>Drawn By</w:t>
             </w:r>
             <w:r>
               <w:rPr>
@@ -10117,7 +10053,6 @@
               </w:rPr>
               <w:t xml:space="preserve"> :</w:t>
             </w:r>
-            <w:proofErr w:type="gramEnd"/>
           </w:p>
         </w:tc>
         <w:tc>
@@ -11168,7 +11103,7 @@
           </mc:Choice>
           <mc:Fallback>
             <w:pict>
-              <v:line w14:anchorId="21865FB7" id="直線接點 3" o:spid="_x0000_s1026" style="position:absolute;z-index:251656192;visibility:visible;mso-wrap-style:square;mso-width-percent:0;mso-height-percent:0;mso-wrap-distance-left:9pt;mso-wrap-distance-top:0;mso-wrap-distance-right:9pt;mso-wrap-distance-bottom:0;mso-position-horizontal:absolute;mso-position-horizontal-relative:text;mso-position-vertical:absolute;mso-position-vertical-relative:text;mso-width-percent:0;mso-height-percent:0;mso-width-relative:margin;mso-height-relative:margin" from="-10.5pt,256pt" to="488.15pt,257.05pt" o:gfxdata="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" strokecolor="black [3040]"/>
+              <v:line w14:anchorId="1EF2C3A1" id="直線接點 3" o:spid="_x0000_s1026" style="position:absolute;z-index:251656192;visibility:visible;mso-wrap-style:square;mso-width-percent:0;mso-height-percent:0;mso-wrap-distance-left:9pt;mso-wrap-distance-top:0;mso-wrap-distance-right:9pt;mso-wrap-distance-bottom:0;mso-position-horizontal:absolute;mso-position-horizontal-relative:text;mso-position-vertical:absolute;mso-position-vertical-relative:text;mso-width-percent:0;mso-height-percent:0;mso-width-relative:margin;mso-height-relative:margin" from="-10.5pt,256pt" to="488.15pt,257.05pt" o:gfxdata="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" strokecolor="black [3040]"/>
             </w:pict>
           </mc:Fallback>
         </mc:AlternateContent>
@@ -11239,7 +11174,7 @@
           </mc:Choice>
           <mc:Fallback>
             <w:pict>
-              <v:line w14:anchorId="4A721520" id="直線接點 4" o:spid="_x0000_s1026" style="position:absolute;flip:x;z-index:251672576;visibility:visible;mso-wrap-style:square;mso-width-percent:0;mso-height-percent:0;mso-wrap-distance-left:9pt;mso-wrap-distance-top:0;mso-wrap-distance-right:9pt;mso-wrap-distance-bottom:0;mso-position-horizontal:absolute;mso-position-horizontal-relative:text;mso-position-vertical:absolute;mso-position-vertical-relative:text;mso-width-percent:0;mso-height-percent:0;mso-width-relative:margin;mso-height-relative:margin" from="-31.85pt,118.35pt" to="464.05pt,246.15pt" o:gfxdata="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" strokecolor="black [3040]"/>
+              <v:line w14:anchorId="492004B6" id="直線接點 4" o:spid="_x0000_s1026" style="position:absolute;flip:x;z-index:251672576;visibility:visible;mso-wrap-style:square;mso-width-percent:0;mso-height-percent:0;mso-wrap-distance-left:9pt;mso-wrap-distance-top:0;mso-wrap-distance-right:9pt;mso-wrap-distance-bottom:0;mso-position-horizontal:absolute;mso-position-horizontal-relative:text;mso-position-vertical:absolute;mso-position-vertical-relative:text;mso-width-percent:0;mso-height-percent:0;mso-width-relative:margin;mso-height-relative:margin" from="-31.85pt,118.35pt" to="464.05pt,246.15pt" o:gfxdata="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" strokecolor="black [3040]"/>
             </w:pict>
           </mc:Fallback>
         </mc:AlternateContent>
@@ -11310,7 +11245,7 @@
           </mc:Choice>
           <mc:Fallback>
             <w:pict>
-              <v:line w14:anchorId="081AC302" id="直線接點 2" o:spid="_x0000_s1026" style="position:absolute;flip:y;z-index:251663360;visibility:visible;mso-wrap-style:square;mso-width-percent:0;mso-height-percent:0;mso-wrap-distance-left:9pt;mso-wrap-distance-top:0;mso-wrap-distance-right:9pt;mso-wrap-distance-bottom:0;mso-position-horizontal:absolute;mso-position-horizontal-relative:text;mso-position-vertical:absolute;mso-position-vertical-relative:text;mso-width-percent:0;mso-height-percent:0;mso-width-relative:margin;mso-height-relative:margin" from="-18.55pt,116.35pt" to="484.35pt,117.4pt" o:gfxdata="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" strokecolor="black [3040]"/>
+              <v:line w14:anchorId="5CFE3E75" id="直線接點 2" o:spid="_x0000_s1026" style="position:absolute;flip:y;z-index:251663360;visibility:visible;mso-wrap-style:square;mso-width-percent:0;mso-height-percent:0;mso-wrap-distance-left:9pt;mso-wrap-distance-top:0;mso-wrap-distance-right:9pt;mso-wrap-distance-bottom:0;mso-position-horizontal:absolute;mso-position-horizontal-relative:text;mso-position-vertical:absolute;mso-position-vertical-relative:text;mso-width-percent:0;mso-height-percent:0;mso-width-relative:margin;mso-height-relative:margin" from="-18.55pt,116.35pt" to="484.35pt,117.4pt" o:gfxdata="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" strokecolor="black [3040]"/>
             </w:pict>
           </mc:Fallback>
         </mc:AlternateContent>

--- a/T24_template_1.docx
+++ b/T24_template_1.docx
@@ -1514,11 +1514,11 @@
             </w:pPr>
             <w:r>
               <w:rPr>
-                <w:sz w:val="20"/>
-                <w:szCs w:val="20"/>
-                <w:lang w:eastAsia="zh-HK"/>
-              </w:rPr>
-              <w:t>{{VEH_1_CLASS}}</w:t>
+                <w:sz w:val="16"/>
+                <w:szCs w:val="16"/>
+                <w:lang w:eastAsia="zh-HK"/>
+              </w:rPr>
+              <w:t>{{VEH_1_CLASS_EN}}</w:t>
             </w:r>
           </w:p>
         </w:tc>
@@ -3205,8 +3205,8 @@
             </w:pPr>
             <w:r>
               <w:rPr>
-                <w:sz w:val="20"/>
-                <w:szCs w:val="20"/>
+                <w:sz w:val="16"/>
+                <w:szCs w:val="16"/>
                 <w:lang w:eastAsia="zh-HK"/>
               </w:rPr>
               <w:t>{{VEH_</w:t>
@@ -3214,18 +3214,18 @@
             <w:r>
               <w:rPr>
                 <w:rFonts w:hint="eastAsia"/>
-                <w:sz w:val="20"/>
-                <w:szCs w:val="20"/>
+                <w:sz w:val="16"/>
+                <w:szCs w:val="16"/>
               </w:rPr>
               <w:t>2</w:t>
             </w:r>
             <w:r>
               <w:rPr>
-                <w:sz w:val="20"/>
-                <w:szCs w:val="20"/>
-                <w:lang w:eastAsia="zh-HK"/>
-              </w:rPr>
-              <w:t>_CLASS}}</w:t>
+                <w:sz w:val="16"/>
+                <w:szCs w:val="16"/>
+                <w:lang w:eastAsia="zh-HK"/>
+              </w:rPr>
+              <w:t>_CLASS_EN}}</w:t>
             </w:r>
           </w:p>
         </w:tc>
@@ -5109,8 +5109,8 @@
             </w:pPr>
             <w:r>
               <w:rPr>
-                <w:sz w:val="20"/>
-                <w:szCs w:val="20"/>
+                <w:sz w:val="16"/>
+                <w:szCs w:val="16"/>
                 <w:lang w:eastAsia="zh-HK"/>
               </w:rPr>
               <w:t>{{VEH_</w:t>
@@ -5118,18 +5118,18 @@
             <w:r>
               <w:rPr>
                 <w:rFonts w:hint="eastAsia"/>
-                <w:sz w:val="20"/>
-                <w:szCs w:val="20"/>
+                <w:sz w:val="16"/>
+                <w:szCs w:val="16"/>
               </w:rPr>
               <w:t>3</w:t>
             </w:r>
             <w:r>
               <w:rPr>
-                <w:sz w:val="20"/>
-                <w:szCs w:val="20"/>
-                <w:lang w:eastAsia="zh-HK"/>
-              </w:rPr>
-              <w:t>_CLASS}}</w:t>
+                <w:sz w:val="16"/>
+                <w:szCs w:val="16"/>
+                <w:lang w:eastAsia="zh-HK"/>
+              </w:rPr>
+              <w:t>_CLASS_EN}}</w:t>
             </w:r>
           </w:p>
         </w:tc>
@@ -11103,7 +11103,7 @@
           </mc:Choice>
           <mc:Fallback>
             <w:pict>
-              <v:line w14:anchorId="1EF2C3A1" id="直線接點 3" o:spid="_x0000_s1026" style="position:absolute;z-index:251656192;visibility:visible;mso-wrap-style:square;mso-width-percent:0;mso-height-percent:0;mso-wrap-distance-left:9pt;mso-wrap-distance-top:0;mso-wrap-distance-right:9pt;mso-wrap-distance-bottom:0;mso-position-horizontal:absolute;mso-position-horizontal-relative:text;mso-position-vertical:absolute;mso-position-vertical-relative:text;mso-width-percent:0;mso-height-percent:0;mso-width-relative:margin;mso-height-relative:margin" from="-10.5pt,256pt" to="488.15pt,257.05pt" o:gfxdata="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" strokecolor="black [3040]"/>
+              <v:line w14:anchorId="61591AC2" id="直線接點 3" o:spid="_x0000_s1026" style="position:absolute;z-index:251656192;visibility:visible;mso-wrap-style:square;mso-width-percent:0;mso-height-percent:0;mso-wrap-distance-left:9pt;mso-wrap-distance-top:0;mso-wrap-distance-right:9pt;mso-wrap-distance-bottom:0;mso-position-horizontal:absolute;mso-position-horizontal-relative:text;mso-position-vertical:absolute;mso-position-vertical-relative:text;mso-width-percent:0;mso-height-percent:0;mso-width-relative:margin;mso-height-relative:margin" from="-10.5pt,256pt" to="488.15pt,257.05pt" o:gfxdata="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" strokecolor="black [3040]"/>
             </w:pict>
           </mc:Fallback>
         </mc:AlternateContent>
@@ -11174,7 +11174,7 @@
           </mc:Choice>
           <mc:Fallback>
             <w:pict>
-              <v:line w14:anchorId="492004B6" id="直線接點 4" o:spid="_x0000_s1026" style="position:absolute;flip:x;z-index:251672576;visibility:visible;mso-wrap-style:square;mso-width-percent:0;mso-height-percent:0;mso-wrap-distance-left:9pt;mso-wrap-distance-top:0;mso-wrap-distance-right:9pt;mso-wrap-distance-bottom:0;mso-position-horizontal:absolute;mso-position-horizontal-relative:text;mso-position-vertical:absolute;mso-position-vertical-relative:text;mso-width-percent:0;mso-height-percent:0;mso-width-relative:margin;mso-height-relative:margin" from="-31.85pt,118.35pt" to="464.05pt,246.15pt" o:gfxdata="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" strokecolor="black [3040]"/>
+              <v:line w14:anchorId="026B1074" id="直線接點 4" o:spid="_x0000_s1026" style="position:absolute;flip:x;z-index:251672576;visibility:visible;mso-wrap-style:square;mso-width-percent:0;mso-height-percent:0;mso-wrap-distance-left:9pt;mso-wrap-distance-top:0;mso-wrap-distance-right:9pt;mso-wrap-distance-bottom:0;mso-position-horizontal:absolute;mso-position-horizontal-relative:text;mso-position-vertical:absolute;mso-position-vertical-relative:text;mso-width-percent:0;mso-height-percent:0;mso-width-relative:margin;mso-height-relative:margin" from="-31.85pt,118.35pt" to="464.05pt,246.15pt" o:gfxdata="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" strokecolor="black [3040]"/>
             </w:pict>
           </mc:Fallback>
         </mc:AlternateContent>
@@ -11245,7 +11245,7 @@
           </mc:Choice>
           <mc:Fallback>
             <w:pict>
-              <v:line w14:anchorId="5CFE3E75" id="直線接點 2" o:spid="_x0000_s1026" style="position:absolute;flip:y;z-index:251663360;visibility:visible;mso-wrap-style:square;mso-width-percent:0;mso-height-percent:0;mso-wrap-distance-left:9pt;mso-wrap-distance-top:0;mso-wrap-distance-right:9pt;mso-wrap-distance-bottom:0;mso-position-horizontal:absolute;mso-position-horizontal-relative:text;mso-position-vertical:absolute;mso-position-vertical-relative:text;mso-width-percent:0;mso-height-percent:0;mso-width-relative:margin;mso-height-relative:margin" from="-18.55pt,116.35pt" to="484.35pt,117.4pt" o:gfxdata="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" strokecolor="black [3040]"/>
+              <v:line w14:anchorId="2CE049DD" id="直線接點 2" o:spid="_x0000_s1026" style="position:absolute;flip:y;z-index:251663360;visibility:visible;mso-wrap-style:square;mso-width-percent:0;mso-height-percent:0;mso-wrap-distance-left:9pt;mso-wrap-distance-top:0;mso-wrap-distance-right:9pt;mso-wrap-distance-bottom:0;mso-position-horizontal:absolute;mso-position-horizontal-relative:text;mso-position-vertical:absolute;mso-position-vertical-relative:text;mso-width-percent:0;mso-height-percent:0;mso-width-relative:margin;mso-height-relative:margin" from="-18.55pt,116.35pt" to="484.35pt,117.4pt" o:gfxdata="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" strokecolor="black [3040]"/>
             </w:pict>
           </mc:Fallback>
         </mc:AlternateContent>

--- a/T24_template_1.docx
+++ b/T24_template_1.docx
@@ -222,13 +222,23 @@
         </w:rPr>
         <w:t>(</w:t>
       </w:r>
+      <w:proofErr w:type="gramStart"/>
       <w:r>
         <w:rPr>
           <w:rFonts w:hint="eastAsia"/>
           <w:szCs w:val="24"/>
           <w:lang w:eastAsia="zh-HK"/>
         </w:rPr>
-        <w:t>祇有車輛損毀</w:t>
+        <w:t>祇</w:t>
+      </w:r>
+      <w:proofErr w:type="gramEnd"/>
+      <w:r>
+        <w:rPr>
+          <w:rFonts w:hint="eastAsia"/>
+          <w:szCs w:val="24"/>
+          <w:lang w:eastAsia="zh-HK"/>
+        </w:rPr>
+        <w:t>有車輛損毀</w:t>
       </w:r>
       <w:r>
         <w:rPr>
@@ -1028,6 +1038,7 @@
                 <w:lang w:eastAsia="zh-HK"/>
               </w:rPr>
             </w:pPr>
+            <w:proofErr w:type="gramStart"/>
             <w:r>
               <w:rPr>
                 <w:rFonts w:hint="eastAsia"/>
@@ -1037,6 +1048,7 @@
               </w:rPr>
               <w:t>擠塞</w:t>
             </w:r>
+            <w:proofErr w:type="gramEnd"/>
             <w:r>
               <w:rPr>
                 <w:rFonts w:hint="eastAsia"/>
@@ -1186,8 +1198,19 @@
                 <w:szCs w:val="20"/>
                 <w:lang w:eastAsia="zh-HK"/>
               </w:rPr>
-              <w:t>Traffic Condition :</w:t>
-            </w:r>
+              <w:t xml:space="preserve">Traffic </w:t>
+            </w:r>
+            <w:proofErr w:type="gramStart"/>
+            <w:r>
+              <w:rPr>
+                <w:rFonts w:hint="eastAsia"/>
+                <w:sz w:val="20"/>
+                <w:szCs w:val="20"/>
+                <w:lang w:eastAsia="zh-HK"/>
+              </w:rPr>
+              <w:t>Condition :</w:t>
+            </w:r>
+            <w:proofErr w:type="gramEnd"/>
           </w:p>
         </w:tc>
         <w:tc>
@@ -1594,6 +1617,7 @@
                 <w:lang w:eastAsia="zh-HK"/>
               </w:rPr>
             </w:pPr>
+            <w:proofErr w:type="gramStart"/>
             <w:r>
               <w:rPr>
                 <w:rFonts w:hint="eastAsia"/>
@@ -1603,6 +1627,7 @@
               </w:rPr>
               <w:t>廠名</w:t>
             </w:r>
+            <w:proofErr w:type="gramEnd"/>
             <w:r>
               <w:rPr>
                 <w:rFonts w:hint="eastAsia"/>
@@ -2066,6 +2091,7 @@
                 <w:lang w:eastAsia="zh-HK"/>
               </w:rPr>
             </w:pPr>
+            <w:proofErr w:type="spellStart"/>
             <w:r>
               <w:rPr>
                 <w:rFonts w:hint="eastAsia"/>
@@ -2075,6 +2101,7 @@
               </w:rPr>
               <w:t>Colour</w:t>
             </w:r>
+            <w:proofErr w:type="spellEnd"/>
           </w:p>
         </w:tc>
         <w:tc>
@@ -3324,6 +3351,7 @@
                 <w:lang w:eastAsia="zh-HK"/>
               </w:rPr>
             </w:pPr>
+            <w:proofErr w:type="gramStart"/>
             <w:r>
               <w:rPr>
                 <w:rFonts w:hint="eastAsia"/>
@@ -3333,6 +3361,7 @@
               </w:rPr>
               <w:t>廠名</w:t>
             </w:r>
+            <w:proofErr w:type="gramEnd"/>
             <w:r>
               <w:rPr>
                 <w:rFonts w:hint="eastAsia"/>
@@ -3885,6 +3914,7 @@
                 <w:lang w:eastAsia="zh-HK"/>
               </w:rPr>
             </w:pPr>
+            <w:proofErr w:type="spellStart"/>
             <w:r>
               <w:rPr>
                 <w:rFonts w:hint="eastAsia"/>
@@ -3894,6 +3924,7 @@
               </w:rPr>
               <w:t>Colour</w:t>
             </w:r>
+            <w:proofErr w:type="spellEnd"/>
           </w:p>
         </w:tc>
         <w:tc>
@@ -5221,6 +5252,7 @@
                 <w:lang w:eastAsia="zh-HK"/>
               </w:rPr>
             </w:pPr>
+            <w:proofErr w:type="gramStart"/>
             <w:r>
               <w:rPr>
                 <w:rFonts w:hint="eastAsia"/>
@@ -5230,6 +5262,7 @@
               </w:rPr>
               <w:t>廠名</w:t>
             </w:r>
+            <w:proofErr w:type="gramEnd"/>
             <w:r>
               <w:rPr>
                 <w:rFonts w:hint="eastAsia"/>
@@ -5752,6 +5785,7 @@
                 <w:lang w:eastAsia="zh-HK"/>
               </w:rPr>
             </w:pPr>
+            <w:proofErr w:type="spellStart"/>
             <w:r>
               <w:rPr>
                 <w:rFonts w:hint="eastAsia"/>
@@ -5761,6 +5795,7 @@
               </w:rPr>
               <w:t>Colour</w:t>
             </w:r>
+            <w:proofErr w:type="spellEnd"/>
           </w:p>
         </w:tc>
         <w:tc>
@@ -6913,7 +6948,23 @@
                 <w:rFonts w:asciiTheme="majorEastAsia" w:eastAsiaTheme="majorEastAsia" w:hAnsiTheme="majorEastAsia" w:hint="eastAsia"/>
                 <w:sz w:val="22"/>
               </w:rPr>
-              <w:t>XXX XXX XXX</w:t>
+              <w:t xml:space="preserve">XXX </w:t>
+            </w:r>
+            <w:proofErr w:type="spellStart"/>
+            <w:r>
+              <w:rPr>
+                <w:rFonts w:asciiTheme="majorEastAsia" w:eastAsiaTheme="majorEastAsia" w:hAnsiTheme="majorEastAsia" w:hint="eastAsia"/>
+                <w:sz w:val="22"/>
+              </w:rPr>
+              <w:t>XXX</w:t>
+            </w:r>
+            <w:proofErr w:type="spellEnd"/>
+            <w:r>
+              <w:rPr>
+                <w:rFonts w:asciiTheme="majorEastAsia" w:eastAsiaTheme="majorEastAsia" w:hAnsiTheme="majorEastAsia" w:hint="eastAsia"/>
+                <w:sz w:val="22"/>
+              </w:rPr>
+              <w:t xml:space="preserve"> XXX</w:t>
             </w:r>
             <w:r>
               <w:rPr>
@@ -7663,6 +7714,7 @@
               </w:rPr>
               <w:t xml:space="preserve">                                  </w:t>
             </w:r>
+            <w:proofErr w:type="gramStart"/>
             <w:r>
               <w:rPr>
                 <w:rFonts w:ascii="Arial" w:hAnsi="Arial" w:cs="Arial"/>
@@ -7670,7 +7722,17 @@
                 <w:szCs w:val="18"/>
                 <w:lang w:eastAsia="zh-HK"/>
               </w:rPr>
-              <w:t xml:space="preserve">Version : </w:t>
+              <w:t>Version :</w:t>
+            </w:r>
+            <w:proofErr w:type="gramEnd"/>
+            <w:r>
+              <w:rPr>
+                <w:rFonts w:ascii="Arial" w:hAnsi="Arial" w:cs="Arial"/>
+                <w:sz w:val="18"/>
+                <w:szCs w:val="18"/>
+                <w:lang w:eastAsia="zh-HK"/>
+              </w:rPr>
+              <w:t xml:space="preserve"> </w:t>
             </w:r>
             <w:r>
               <w:rPr>
@@ -7752,13 +7814,23 @@
               </w:rPr>
               <w:t>外，</w:t>
             </w:r>
+            <w:proofErr w:type="gramStart"/>
             <w:r>
               <w:rPr>
                 <w:rFonts w:asciiTheme="majorEastAsia" w:eastAsiaTheme="majorEastAsia" w:hAnsiTheme="majorEastAsia" w:hint="eastAsia"/>
                 <w:sz w:val="22"/>
                 <w:lang w:eastAsia="zh-HK"/>
               </w:rPr>
-              <w:t>職拍下照片劃下草圖</w:t>
+              <w:t>職拍下</w:t>
+            </w:r>
+            <w:proofErr w:type="gramEnd"/>
+            <w:r>
+              <w:rPr>
+                <w:rFonts w:asciiTheme="majorEastAsia" w:eastAsiaTheme="majorEastAsia" w:hAnsiTheme="majorEastAsia" w:hint="eastAsia"/>
+                <w:sz w:val="22"/>
+                <w:lang w:eastAsia="zh-HK"/>
+              </w:rPr>
+              <w:t>照片劃下草圖</w:t>
             </w:r>
           </w:p>
         </w:tc>
@@ -7809,23 +7881,16 @@
             </w:r>
             <w:r>
               <w:rPr>
+                <w:rFonts w:asciiTheme="majorEastAsia" w:eastAsiaTheme="majorEastAsia" w:hAnsiTheme="majorEastAsia" w:hint="eastAsia"/>
+                <w:sz w:val="22"/>
+              </w:rPr>
+              <w:t>XXXX</w:t>
+            </w:r>
+            <w:r>
+              <w:rPr>
                 <w:rFonts w:asciiTheme="majorEastAsia" w:eastAsiaTheme="majorEastAsia" w:hAnsiTheme="majorEastAsia" w:cs="Arial"/>
                 <w:sz w:val="22"/>
               </w:rPr>
-              <w:t>私家車</w:t>
-            </w:r>
-            <w:r>
-              <w:rPr>
-                <w:rFonts w:asciiTheme="majorEastAsia" w:eastAsiaTheme="majorEastAsia" w:hAnsiTheme="majorEastAsia"/>
-                <w:sz w:val="22"/>
-              </w:rPr>
-              <w:t>UV2045</w:t>
-            </w:r>
-            <w:r>
-              <w:rPr>
-                <w:rFonts w:asciiTheme="majorEastAsia" w:eastAsiaTheme="majorEastAsia" w:hAnsiTheme="majorEastAsia" w:cs="Arial"/>
-                <w:sz w:val="22"/>
-              </w:rPr>
               <w:t xml:space="preserve"> </w:t>
             </w:r>
             <w:r>
@@ -7834,7 +7899,14 @@
                 <w:sz w:val="22"/>
                 <w:lang w:eastAsia="zh-HK"/>
               </w:rPr>
-              <w:t>(車輛甲</w:t>
+              <w:t>(車輛</w:t>
+            </w:r>
+            <w:r>
+              <w:rPr>
+                <w:rFonts w:asciiTheme="majorEastAsia" w:eastAsiaTheme="majorEastAsia" w:hAnsiTheme="majorEastAsia" w:hint="eastAsia"/>
+                <w:sz w:val="22"/>
+              </w:rPr>
+              <w:t>X</w:t>
             </w:r>
             <w:r>
               <w:rPr>
@@ -8958,8 +9030,19 @@
                 <w:szCs w:val="20"/>
                 <w:lang w:eastAsia="zh-HK"/>
               </w:rPr>
-              <w:t>Reported By :</w:t>
-            </w:r>
+              <w:t xml:space="preserve">Reported </w:t>
+            </w:r>
+            <w:proofErr w:type="gramStart"/>
+            <w:r>
+              <w:rPr>
+                <w:rFonts w:hint="eastAsia"/>
+                <w:sz w:val="20"/>
+                <w:szCs w:val="20"/>
+                <w:lang w:eastAsia="zh-HK"/>
+              </w:rPr>
+              <w:t>By :</w:t>
+            </w:r>
+            <w:proofErr w:type="gramEnd"/>
           </w:p>
         </w:tc>
         <w:tc>
@@ -10042,7 +10125,17 @@
                 <w:szCs w:val="20"/>
                 <w:lang w:eastAsia="zh-HK"/>
               </w:rPr>
-              <w:t>Drawn By</w:t>
+              <w:t xml:space="preserve">Drawn </w:t>
+            </w:r>
+            <w:proofErr w:type="gramStart"/>
+            <w:r>
+              <w:rPr>
+                <w:rFonts w:hint="eastAsia"/>
+                <w:sz w:val="20"/>
+                <w:szCs w:val="20"/>
+                <w:lang w:eastAsia="zh-HK"/>
+              </w:rPr>
+              <w:t>By</w:t>
             </w:r>
             <w:r>
               <w:rPr>
@@ -10053,6 +10146,7 @@
               </w:rPr>
               <w:t xml:space="preserve"> :</w:t>
             </w:r>
+            <w:proofErr w:type="gramEnd"/>
           </w:p>
         </w:tc>
         <w:tc>
@@ -11103,7 +11197,7 @@
           </mc:Choice>
           <mc:Fallback>
             <w:pict>
-              <v:line w14:anchorId="61591AC2" id="直線接點 3" o:spid="_x0000_s1026" style="position:absolute;z-index:251656192;visibility:visible;mso-wrap-style:square;mso-width-percent:0;mso-height-percent:0;mso-wrap-distance-left:9pt;mso-wrap-distance-top:0;mso-wrap-distance-right:9pt;mso-wrap-distance-bottom:0;mso-position-horizontal:absolute;mso-position-horizontal-relative:text;mso-position-vertical:absolute;mso-position-vertical-relative:text;mso-width-percent:0;mso-height-percent:0;mso-width-relative:margin;mso-height-relative:margin" from="-10.5pt,256pt" to="488.15pt,257.05pt" o:gfxdata="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" strokecolor="black [3040]"/>
+              <v:line w14:anchorId="31293DC2" id="直線接點 3" o:spid="_x0000_s1026" style="position:absolute;z-index:251656192;visibility:visible;mso-wrap-style:square;mso-width-percent:0;mso-height-percent:0;mso-wrap-distance-left:9pt;mso-wrap-distance-top:0;mso-wrap-distance-right:9pt;mso-wrap-distance-bottom:0;mso-position-horizontal:absolute;mso-position-horizontal-relative:text;mso-position-vertical:absolute;mso-position-vertical-relative:text;mso-width-percent:0;mso-height-percent:0;mso-width-relative:margin;mso-height-relative:margin" from="-10.5pt,256pt" to="488.15pt,257.05pt" o:gfxdata="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" strokecolor="black [3040]"/>
             </w:pict>
           </mc:Fallback>
         </mc:AlternateContent>
@@ -11174,7 +11268,7 @@
           </mc:Choice>
           <mc:Fallback>
             <w:pict>
-              <v:line w14:anchorId="026B1074" id="直線接點 4" o:spid="_x0000_s1026" style="position:absolute;flip:x;z-index:251672576;visibility:visible;mso-wrap-style:square;mso-width-percent:0;mso-height-percent:0;mso-wrap-distance-left:9pt;mso-wrap-distance-top:0;mso-wrap-distance-right:9pt;mso-wrap-distance-bottom:0;mso-position-horizontal:absolute;mso-position-horizontal-relative:text;mso-position-vertical:absolute;mso-position-vertical-relative:text;mso-width-percent:0;mso-height-percent:0;mso-width-relative:margin;mso-height-relative:margin" from="-31.85pt,118.35pt" to="464.05pt,246.15pt" o:gfxdata="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" strokecolor="black [3040]"/>
+              <v:line w14:anchorId="72823DCA" id="直線接點 4" o:spid="_x0000_s1026" style="position:absolute;flip:x;z-index:251672576;visibility:visible;mso-wrap-style:square;mso-width-percent:0;mso-height-percent:0;mso-wrap-distance-left:9pt;mso-wrap-distance-top:0;mso-wrap-distance-right:9pt;mso-wrap-distance-bottom:0;mso-position-horizontal:absolute;mso-position-horizontal-relative:text;mso-position-vertical:absolute;mso-position-vertical-relative:text;mso-width-percent:0;mso-height-percent:0;mso-width-relative:margin;mso-height-relative:margin" from="-31.85pt,118.35pt" to="464.05pt,246.15pt" o:gfxdata="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" strokecolor="black [3040]"/>
             </w:pict>
           </mc:Fallback>
         </mc:AlternateContent>
@@ -11245,7 +11339,7 @@
           </mc:Choice>
           <mc:Fallback>
             <w:pict>
-              <v:line w14:anchorId="2CE049DD" id="直線接點 2" o:spid="_x0000_s1026" style="position:absolute;flip:y;z-index:251663360;visibility:visible;mso-wrap-style:square;mso-width-percent:0;mso-height-percent:0;mso-wrap-distance-left:9pt;mso-wrap-distance-top:0;mso-wrap-distance-right:9pt;mso-wrap-distance-bottom:0;mso-position-horizontal:absolute;mso-position-horizontal-relative:text;mso-position-vertical:absolute;mso-position-vertical-relative:text;mso-width-percent:0;mso-height-percent:0;mso-width-relative:margin;mso-height-relative:margin" from="-18.55pt,116.35pt" to="484.35pt,117.4pt" o:gfxdata="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" strokecolor="black [3040]"/>
+              <v:line w14:anchorId="569FF70B" id="直線接點 2" o:spid="_x0000_s1026" style="position:absolute;flip:y;z-index:251663360;visibility:visible;mso-wrap-style:square;mso-width-percent:0;mso-height-percent:0;mso-wrap-distance-left:9pt;mso-wrap-distance-top:0;mso-wrap-distance-right:9pt;mso-wrap-distance-bottom:0;mso-position-horizontal:absolute;mso-position-horizontal-relative:text;mso-position-vertical:absolute;mso-position-vertical-relative:text;mso-width-percent:0;mso-height-percent:0;mso-width-relative:margin;mso-height-relative:margin" from="-18.55pt,116.35pt" to="484.35pt,117.4pt" o:gfxdata="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" strokecolor="black [3040]"/>
             </w:pict>
           </mc:Fallback>
         </mc:AlternateContent>
@@ -11702,6 +11796,7 @@
   <w:style w:type="character" w:default="1" w:styleId="a0">
     <w:name w:val="Default Paragraph Font"/>
     <w:uiPriority w:val="1"/>
+    <w:semiHidden/>
     <w:unhideWhenUsed/>
   </w:style>
   <w:style w:type="table" w:default="1" w:styleId="a1">

--- a/T24_template_1.docx
+++ b/T24_template_1.docx
@@ -222,23 +222,13 @@
         </w:rPr>
         <w:t>(</w:t>
       </w:r>
-      <w:proofErr w:type="gramStart"/>
       <w:r>
         <w:rPr>
           <w:rFonts w:hint="eastAsia"/>
           <w:szCs w:val="24"/>
           <w:lang w:eastAsia="zh-HK"/>
         </w:rPr>
-        <w:t>祇</w:t>
-      </w:r>
-      <w:proofErr w:type="gramEnd"/>
-      <w:r>
-        <w:rPr>
-          <w:rFonts w:hint="eastAsia"/>
-          <w:szCs w:val="24"/>
-          <w:lang w:eastAsia="zh-HK"/>
-        </w:rPr>
-        <w:t>有車輛損毀</w:t>
+        <w:t>祇有車輛損毀</w:t>
       </w:r>
       <w:r>
         <w:rPr>
@@ -1038,7 +1028,6 @@
                 <w:lang w:eastAsia="zh-HK"/>
               </w:rPr>
             </w:pPr>
-            <w:proofErr w:type="gramStart"/>
             <w:r>
               <w:rPr>
                 <w:rFonts w:hint="eastAsia"/>
@@ -1048,7 +1037,6 @@
               </w:rPr>
               <w:t>擠塞</w:t>
             </w:r>
-            <w:proofErr w:type="gramEnd"/>
             <w:r>
               <w:rPr>
                 <w:rFonts w:hint="eastAsia"/>
@@ -1198,19 +1186,8 @@
                 <w:szCs w:val="20"/>
                 <w:lang w:eastAsia="zh-HK"/>
               </w:rPr>
-              <w:t xml:space="preserve">Traffic </w:t>
-            </w:r>
-            <w:proofErr w:type="gramStart"/>
-            <w:r>
-              <w:rPr>
-                <w:rFonts w:hint="eastAsia"/>
-                <w:sz w:val="20"/>
-                <w:szCs w:val="20"/>
-                <w:lang w:eastAsia="zh-HK"/>
-              </w:rPr>
-              <w:t>Condition :</w:t>
-            </w:r>
-            <w:proofErr w:type="gramEnd"/>
+              <w:t>Traffic Condition :</w:t>
+            </w:r>
           </w:p>
         </w:tc>
         <w:tc>
@@ -1617,7 +1594,6 @@
                 <w:lang w:eastAsia="zh-HK"/>
               </w:rPr>
             </w:pPr>
-            <w:proofErr w:type="gramStart"/>
             <w:r>
               <w:rPr>
                 <w:rFonts w:hint="eastAsia"/>
@@ -1627,7 +1603,6 @@
               </w:rPr>
               <w:t>廠名</w:t>
             </w:r>
-            <w:proofErr w:type="gramEnd"/>
             <w:r>
               <w:rPr>
                 <w:rFonts w:hint="eastAsia"/>
@@ -2091,7 +2066,6 @@
                 <w:lang w:eastAsia="zh-HK"/>
               </w:rPr>
             </w:pPr>
-            <w:proofErr w:type="spellStart"/>
             <w:r>
               <w:rPr>
                 <w:rFonts w:hint="eastAsia"/>
@@ -2101,7 +2075,6 @@
               </w:rPr>
               <w:t>Colour</w:t>
             </w:r>
-            <w:proofErr w:type="spellEnd"/>
           </w:p>
         </w:tc>
         <w:tc>
@@ -3351,7 +3324,6 @@
                 <w:lang w:eastAsia="zh-HK"/>
               </w:rPr>
             </w:pPr>
-            <w:proofErr w:type="gramStart"/>
             <w:r>
               <w:rPr>
                 <w:rFonts w:hint="eastAsia"/>
@@ -3361,7 +3333,6 @@
               </w:rPr>
               <w:t>廠名</w:t>
             </w:r>
-            <w:proofErr w:type="gramEnd"/>
             <w:r>
               <w:rPr>
                 <w:rFonts w:hint="eastAsia"/>
@@ -3914,7 +3885,6 @@
                 <w:lang w:eastAsia="zh-HK"/>
               </w:rPr>
             </w:pPr>
-            <w:proofErr w:type="spellStart"/>
             <w:r>
               <w:rPr>
                 <w:rFonts w:hint="eastAsia"/>
@@ -3924,7 +3894,6 @@
               </w:rPr>
               <w:t>Colour</w:t>
             </w:r>
-            <w:proofErr w:type="spellEnd"/>
           </w:p>
         </w:tc>
         <w:tc>
@@ -5078,7 +5047,7 @@
                 <w:szCs w:val="20"/>
                 <w:lang w:eastAsia="zh-HK"/>
               </w:rPr>
-              <w:t>{VEH_</w:t>
+              <w:t>{{VEH_</w:t>
             </w:r>
             <w:r>
               <w:rPr>
@@ -5252,7 +5221,6 @@
                 <w:lang w:eastAsia="zh-HK"/>
               </w:rPr>
             </w:pPr>
-            <w:proofErr w:type="gramStart"/>
             <w:r>
               <w:rPr>
                 <w:rFonts w:hint="eastAsia"/>
@@ -5262,7 +5230,6 @@
               </w:rPr>
               <w:t>廠名</w:t>
             </w:r>
-            <w:proofErr w:type="gramEnd"/>
             <w:r>
               <w:rPr>
                 <w:rFonts w:hint="eastAsia"/>
@@ -5785,7 +5752,6 @@
                 <w:lang w:eastAsia="zh-HK"/>
               </w:rPr>
             </w:pPr>
-            <w:proofErr w:type="spellStart"/>
             <w:r>
               <w:rPr>
                 <w:rFonts w:hint="eastAsia"/>
@@ -5795,7 +5761,6 @@
               </w:rPr>
               <w:t>Colour</w:t>
             </w:r>
-            <w:proofErr w:type="spellEnd"/>
           </w:p>
         </w:tc>
         <w:tc>
@@ -6948,23 +6913,7 @@
                 <w:rFonts w:asciiTheme="majorEastAsia" w:eastAsiaTheme="majorEastAsia" w:hAnsiTheme="majorEastAsia" w:hint="eastAsia"/>
                 <w:sz w:val="22"/>
               </w:rPr>
-              <w:t xml:space="preserve">XXX </w:t>
-            </w:r>
-            <w:proofErr w:type="spellStart"/>
-            <w:r>
-              <w:rPr>
-                <w:rFonts w:asciiTheme="majorEastAsia" w:eastAsiaTheme="majorEastAsia" w:hAnsiTheme="majorEastAsia" w:hint="eastAsia"/>
-                <w:sz w:val="22"/>
-              </w:rPr>
-              <w:t>XXX</w:t>
-            </w:r>
-            <w:proofErr w:type="spellEnd"/>
-            <w:r>
-              <w:rPr>
-                <w:rFonts w:asciiTheme="majorEastAsia" w:eastAsiaTheme="majorEastAsia" w:hAnsiTheme="majorEastAsia" w:hint="eastAsia"/>
-                <w:sz w:val="22"/>
-              </w:rPr>
-              <w:t xml:space="preserve"> XXX</w:t>
+              <w:t>XXX XXX XXX</w:t>
             </w:r>
             <w:r>
               <w:rPr>
@@ -7714,7 +7663,6 @@
               </w:rPr>
               <w:t xml:space="preserve">                                  </w:t>
             </w:r>
-            <w:proofErr w:type="gramStart"/>
             <w:r>
               <w:rPr>
                 <w:rFonts w:ascii="Arial" w:hAnsi="Arial" w:cs="Arial"/>
@@ -7722,17 +7670,7 @@
                 <w:szCs w:val="18"/>
                 <w:lang w:eastAsia="zh-HK"/>
               </w:rPr>
-              <w:t>Version :</w:t>
-            </w:r>
-            <w:proofErr w:type="gramEnd"/>
-            <w:r>
-              <w:rPr>
-                <w:rFonts w:ascii="Arial" w:hAnsi="Arial" w:cs="Arial"/>
-                <w:sz w:val="18"/>
-                <w:szCs w:val="18"/>
-                <w:lang w:eastAsia="zh-HK"/>
-              </w:rPr>
-              <w:t xml:space="preserve"> </w:t>
+              <w:t xml:space="preserve">Version : </w:t>
             </w:r>
             <w:r>
               <w:rPr>
@@ -7814,23 +7752,13 @@
               </w:rPr>
               <w:t>外，</w:t>
             </w:r>
-            <w:proofErr w:type="gramStart"/>
             <w:r>
               <w:rPr>
                 <w:rFonts w:asciiTheme="majorEastAsia" w:eastAsiaTheme="majorEastAsia" w:hAnsiTheme="majorEastAsia" w:hint="eastAsia"/>
                 <w:sz w:val="22"/>
                 <w:lang w:eastAsia="zh-HK"/>
               </w:rPr>
-              <w:t>職拍下</w:t>
-            </w:r>
-            <w:proofErr w:type="gramEnd"/>
-            <w:r>
-              <w:rPr>
-                <w:rFonts w:asciiTheme="majorEastAsia" w:eastAsiaTheme="majorEastAsia" w:hAnsiTheme="majorEastAsia" w:hint="eastAsia"/>
-                <w:sz w:val="22"/>
-                <w:lang w:eastAsia="zh-HK"/>
-              </w:rPr>
-              <w:t>照片劃下草圖</w:t>
+              <w:t>職拍下照片劃下草圖</w:t>
             </w:r>
           </w:p>
         </w:tc>
@@ -9030,19 +8958,8 @@
                 <w:szCs w:val="20"/>
                 <w:lang w:eastAsia="zh-HK"/>
               </w:rPr>
-              <w:t xml:space="preserve">Reported </w:t>
-            </w:r>
-            <w:proofErr w:type="gramStart"/>
-            <w:r>
-              <w:rPr>
-                <w:rFonts w:hint="eastAsia"/>
-                <w:sz w:val="20"/>
-                <w:szCs w:val="20"/>
-                <w:lang w:eastAsia="zh-HK"/>
-              </w:rPr>
-              <w:t>By :</w:t>
-            </w:r>
-            <w:proofErr w:type="gramEnd"/>
+              <w:t>Reported By :</w:t>
+            </w:r>
           </w:p>
         </w:tc>
         <w:tc>
@@ -10125,17 +10042,7 @@
                 <w:szCs w:val="20"/>
                 <w:lang w:eastAsia="zh-HK"/>
               </w:rPr>
-              <w:t xml:space="preserve">Drawn </w:t>
-            </w:r>
-            <w:proofErr w:type="gramStart"/>
-            <w:r>
-              <w:rPr>
-                <w:rFonts w:hint="eastAsia"/>
-                <w:sz w:val="20"/>
-                <w:szCs w:val="20"/>
-                <w:lang w:eastAsia="zh-HK"/>
-              </w:rPr>
-              <w:t>By</w:t>
+              <w:t>Drawn By</w:t>
             </w:r>
             <w:r>
               <w:rPr>
@@ -10146,7 +10053,6 @@
               </w:rPr>
               <w:t xml:space="preserve"> :</w:t>
             </w:r>
-            <w:proofErr w:type="gramEnd"/>
           </w:p>
         </w:tc>
         <w:tc>
@@ -11197,7 +11103,7 @@
           </mc:Choice>
           <mc:Fallback>
             <w:pict>
-              <v:line w14:anchorId="31293DC2" id="直線接點 3" o:spid="_x0000_s1026" style="position:absolute;z-index:251656192;visibility:visible;mso-wrap-style:square;mso-width-percent:0;mso-height-percent:0;mso-wrap-distance-left:9pt;mso-wrap-distance-top:0;mso-wrap-distance-right:9pt;mso-wrap-distance-bottom:0;mso-position-horizontal:absolute;mso-position-horizontal-relative:text;mso-position-vertical:absolute;mso-position-vertical-relative:text;mso-width-percent:0;mso-height-percent:0;mso-width-relative:margin;mso-height-relative:margin" from="-10.5pt,256pt" to="488.15pt,257.05pt" o:gfxdata="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" strokecolor="black [3040]"/>
+              <v:line w14:anchorId="4AA9AC1C" id="直線接點 3" o:spid="_x0000_s1026" style="position:absolute;z-index:251656192;visibility:visible;mso-wrap-style:square;mso-width-percent:0;mso-height-percent:0;mso-wrap-distance-left:9pt;mso-wrap-distance-top:0;mso-wrap-distance-right:9pt;mso-wrap-distance-bottom:0;mso-position-horizontal:absolute;mso-position-horizontal-relative:text;mso-position-vertical:absolute;mso-position-vertical-relative:text;mso-width-percent:0;mso-height-percent:0;mso-width-relative:margin;mso-height-relative:margin" from="-10.5pt,256pt" to="488.15pt,257.05pt" o:gfxdata="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" strokecolor="black [3040]"/>
             </w:pict>
           </mc:Fallback>
         </mc:AlternateContent>
@@ -11268,7 +11174,7 @@
           </mc:Choice>
           <mc:Fallback>
             <w:pict>
-              <v:line w14:anchorId="72823DCA" id="直線接點 4" o:spid="_x0000_s1026" style="position:absolute;flip:x;z-index:251672576;visibility:visible;mso-wrap-style:square;mso-width-percent:0;mso-height-percent:0;mso-wrap-distance-left:9pt;mso-wrap-distance-top:0;mso-wrap-distance-right:9pt;mso-wrap-distance-bottom:0;mso-position-horizontal:absolute;mso-position-horizontal-relative:text;mso-position-vertical:absolute;mso-position-vertical-relative:text;mso-width-percent:0;mso-height-percent:0;mso-width-relative:margin;mso-height-relative:margin" from="-31.85pt,118.35pt" to="464.05pt,246.15pt" o:gfxdata="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" strokecolor="black [3040]"/>
+              <v:line w14:anchorId="76F01F7B" id="直線接點 4" o:spid="_x0000_s1026" style="position:absolute;flip:x;z-index:251672576;visibility:visible;mso-wrap-style:square;mso-width-percent:0;mso-height-percent:0;mso-wrap-distance-left:9pt;mso-wrap-distance-top:0;mso-wrap-distance-right:9pt;mso-wrap-distance-bottom:0;mso-position-horizontal:absolute;mso-position-horizontal-relative:text;mso-position-vertical:absolute;mso-position-vertical-relative:text;mso-width-percent:0;mso-height-percent:0;mso-width-relative:margin;mso-height-relative:margin" from="-31.85pt,118.35pt" to="464.05pt,246.15pt" o:gfxdata="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" strokecolor="black [3040]"/>
             </w:pict>
           </mc:Fallback>
         </mc:AlternateContent>
@@ -11339,7 +11245,7 @@
           </mc:Choice>
           <mc:Fallback>
             <w:pict>
-              <v:line w14:anchorId="569FF70B" id="直線接點 2" o:spid="_x0000_s1026" style="position:absolute;flip:y;z-index:251663360;visibility:visible;mso-wrap-style:square;mso-width-percent:0;mso-height-percent:0;mso-wrap-distance-left:9pt;mso-wrap-distance-top:0;mso-wrap-distance-right:9pt;mso-wrap-distance-bottom:0;mso-position-horizontal:absolute;mso-position-horizontal-relative:text;mso-position-vertical:absolute;mso-position-vertical-relative:text;mso-width-percent:0;mso-height-percent:0;mso-width-relative:margin;mso-height-relative:margin" from="-18.55pt,116.35pt" to="484.35pt,117.4pt" o:gfxdata="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" strokecolor="black [3040]"/>
+              <v:line w14:anchorId="109368D0" id="直線接點 2" o:spid="_x0000_s1026" style="position:absolute;flip:y;z-index:251663360;visibility:visible;mso-wrap-style:square;mso-width-percent:0;mso-height-percent:0;mso-wrap-distance-left:9pt;mso-wrap-distance-top:0;mso-wrap-distance-right:9pt;mso-wrap-distance-bottom:0;mso-position-horizontal:absolute;mso-position-horizontal-relative:text;mso-position-vertical:absolute;mso-position-vertical-relative:text;mso-width-percent:0;mso-height-percent:0;mso-width-relative:margin;mso-height-relative:margin" from="-18.55pt,116.35pt" to="484.35pt,117.4pt" o:gfxdata="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" strokecolor="black [3040]"/>
             </w:pict>
           </mc:Fallback>
         </mc:AlternateContent>

--- a/T24_template_1.docx
+++ b/T24_template_1.docx
@@ -222,13 +222,23 @@
         </w:rPr>
         <w:t>(</w:t>
       </w:r>
+      <w:proofErr w:type="gramStart"/>
       <w:r>
         <w:rPr>
           <w:rFonts w:hint="eastAsia"/>
           <w:szCs w:val="24"/>
           <w:lang w:eastAsia="zh-HK"/>
         </w:rPr>
-        <w:t>祇有車輛損毀</w:t>
+        <w:t>祇</w:t>
+      </w:r>
+      <w:proofErr w:type="gramEnd"/>
+      <w:r>
+        <w:rPr>
+          <w:rFonts w:hint="eastAsia"/>
+          <w:szCs w:val="24"/>
+          <w:lang w:eastAsia="zh-HK"/>
+        </w:rPr>
+        <w:t>有車輛損毀</w:t>
       </w:r>
       <w:r>
         <w:rPr>
@@ -1028,6 +1038,7 @@
                 <w:lang w:eastAsia="zh-HK"/>
               </w:rPr>
             </w:pPr>
+            <w:proofErr w:type="gramStart"/>
             <w:r>
               <w:rPr>
                 <w:rFonts w:hint="eastAsia"/>
@@ -1037,6 +1048,7 @@
               </w:rPr>
               <w:t>擠塞</w:t>
             </w:r>
+            <w:proofErr w:type="gramEnd"/>
             <w:r>
               <w:rPr>
                 <w:rFonts w:hint="eastAsia"/>
@@ -1186,8 +1198,19 @@
                 <w:szCs w:val="20"/>
                 <w:lang w:eastAsia="zh-HK"/>
               </w:rPr>
-              <w:t>Traffic Condition :</w:t>
-            </w:r>
+              <w:t xml:space="preserve">Traffic </w:t>
+            </w:r>
+            <w:proofErr w:type="gramStart"/>
+            <w:r>
+              <w:rPr>
+                <w:rFonts w:hint="eastAsia"/>
+                <w:sz w:val="20"/>
+                <w:szCs w:val="20"/>
+                <w:lang w:eastAsia="zh-HK"/>
+              </w:rPr>
+              <w:t>Condition :</w:t>
+            </w:r>
+            <w:proofErr w:type="gramEnd"/>
           </w:p>
         </w:tc>
         <w:tc>
@@ -1594,6 +1617,7 @@
                 <w:lang w:eastAsia="zh-HK"/>
               </w:rPr>
             </w:pPr>
+            <w:proofErr w:type="gramStart"/>
             <w:r>
               <w:rPr>
                 <w:rFonts w:hint="eastAsia"/>
@@ -1603,6 +1627,7 @@
               </w:rPr>
               <w:t>廠名</w:t>
             </w:r>
+            <w:proofErr w:type="gramEnd"/>
             <w:r>
               <w:rPr>
                 <w:rFonts w:hint="eastAsia"/>
@@ -2066,6 +2091,7 @@
                 <w:lang w:eastAsia="zh-HK"/>
               </w:rPr>
             </w:pPr>
+            <w:proofErr w:type="spellStart"/>
             <w:r>
               <w:rPr>
                 <w:rFonts w:hint="eastAsia"/>
@@ -2075,6 +2101,7 @@
               </w:rPr>
               <w:t>Colour</w:t>
             </w:r>
+            <w:proofErr w:type="spellEnd"/>
           </w:p>
         </w:tc>
         <w:tc>
@@ -2646,6 +2673,7 @@
           <w:p>
             <w:pPr>
               <w:spacing w:line="200" w:lineRule="exact"/>
+              <w:jc w:val="center"/>
               <w:rPr>
                 <w:sz w:val="20"/>
                 <w:szCs w:val="20"/>
@@ -2755,6 +2783,7 @@
           <w:p>
             <w:pPr>
               <w:spacing w:line="200" w:lineRule="exact"/>
+              <w:jc w:val="center"/>
               <w:rPr>
                 <w:sz w:val="20"/>
                 <w:szCs w:val="20"/>
@@ -2954,6 +2983,7 @@
           <w:p>
             <w:pPr>
               <w:spacing w:line="200" w:lineRule="exact"/>
+              <w:jc w:val="center"/>
               <w:rPr>
                 <w:sz w:val="20"/>
                 <w:szCs w:val="20"/>
@@ -3324,6 +3354,7 @@
                 <w:lang w:eastAsia="zh-HK"/>
               </w:rPr>
             </w:pPr>
+            <w:proofErr w:type="gramStart"/>
             <w:r>
               <w:rPr>
                 <w:rFonts w:hint="eastAsia"/>
@@ -3333,6 +3364,7 @@
               </w:rPr>
               <w:t>廠名</w:t>
             </w:r>
+            <w:proofErr w:type="gramEnd"/>
             <w:r>
               <w:rPr>
                 <w:rFonts w:hint="eastAsia"/>
@@ -3400,14 +3432,25 @@
                 <w:lang w:eastAsia="zh-HK"/>
               </w:rPr>
             </w:pPr>
-            <w:r>
-              <w:rPr>
-                <w:rFonts w:hint="eastAsia"/>
-                <w:sz w:val="20"/>
-                <w:szCs w:val="20"/>
-                <w:lang w:eastAsia="zh-HK"/>
-              </w:rPr>
-              <w:t>Vehicle (B) Reg. No.</w:t>
+            <w:proofErr w:type="spellStart"/>
+            <w:r>
+              <w:rPr>
+                <w:rFonts w:hint="eastAsia"/>
+                <w:sz w:val="20"/>
+                <w:szCs w:val="20"/>
+                <w:lang w:eastAsia="zh-HK"/>
+              </w:rPr>
+              <w:t>ehicle</w:t>
+            </w:r>
+            <w:proofErr w:type="spellEnd"/>
+            <w:r>
+              <w:rPr>
+                <w:rFonts w:hint="eastAsia"/>
+                <w:sz w:val="20"/>
+                <w:szCs w:val="20"/>
+                <w:lang w:eastAsia="zh-HK"/>
+              </w:rPr>
+              <w:t xml:space="preserve"> (B) Reg. No.</w:t>
             </w:r>
           </w:p>
         </w:tc>
@@ -3885,6 +3928,7 @@
                 <w:lang w:eastAsia="zh-HK"/>
               </w:rPr>
             </w:pPr>
+            <w:proofErr w:type="spellStart"/>
             <w:r>
               <w:rPr>
                 <w:rFonts w:hint="eastAsia"/>
@@ -3894,6 +3938,7 @@
               </w:rPr>
               <w:t>Colour</w:t>
             </w:r>
+            <w:proofErr w:type="spellEnd"/>
           </w:p>
         </w:tc>
         <w:tc>
@@ -4499,6 +4544,7 @@
           <w:p>
             <w:pPr>
               <w:spacing w:line="200" w:lineRule="exact"/>
+              <w:jc w:val="center"/>
               <w:rPr>
                 <w:sz w:val="20"/>
                 <w:szCs w:val="20"/>
@@ -4620,6 +4666,7 @@
           <w:p>
             <w:pPr>
               <w:spacing w:line="200" w:lineRule="exact"/>
+              <w:jc w:val="center"/>
               <w:rPr>
                 <w:sz w:val="20"/>
                 <w:szCs w:val="20"/>
@@ -4851,6 +4898,7 @@
           <w:p>
             <w:pPr>
               <w:spacing w:line="200" w:lineRule="exact"/>
+              <w:jc w:val="center"/>
               <w:rPr>
                 <w:sz w:val="20"/>
                 <w:szCs w:val="20"/>
@@ -5221,6 +5269,7 @@
                 <w:lang w:eastAsia="zh-HK"/>
               </w:rPr>
             </w:pPr>
+            <w:proofErr w:type="gramStart"/>
             <w:r>
               <w:rPr>
                 <w:rFonts w:hint="eastAsia"/>
@@ -5230,6 +5279,7 @@
               </w:rPr>
               <w:t>廠名</w:t>
             </w:r>
+            <w:proofErr w:type="gramEnd"/>
             <w:r>
               <w:rPr>
                 <w:rFonts w:hint="eastAsia"/>
@@ -5752,6 +5802,7 @@
                 <w:lang w:eastAsia="zh-HK"/>
               </w:rPr>
             </w:pPr>
+            <w:proofErr w:type="spellStart"/>
             <w:r>
               <w:rPr>
                 <w:rFonts w:hint="eastAsia"/>
@@ -5761,6 +5812,7 @@
               </w:rPr>
               <w:t>Colour</w:t>
             </w:r>
+            <w:proofErr w:type="spellEnd"/>
           </w:p>
         </w:tc>
         <w:tc>
@@ -6360,6 +6412,7 @@
           <w:p>
             <w:pPr>
               <w:spacing w:line="200" w:lineRule="exact"/>
+              <w:jc w:val="center"/>
               <w:rPr>
                 <w:sz w:val="20"/>
                 <w:szCs w:val="20"/>
@@ -6481,6 +6534,7 @@
           <w:p>
             <w:pPr>
               <w:spacing w:line="200" w:lineRule="exact"/>
+              <w:jc w:val="center"/>
               <w:rPr>
                 <w:sz w:val="20"/>
                 <w:szCs w:val="20"/>
@@ -6710,6 +6764,7 @@
           <w:p>
             <w:pPr>
               <w:spacing w:line="200" w:lineRule="exact"/>
+              <w:jc w:val="center"/>
               <w:rPr>
                 <w:sz w:val="20"/>
                 <w:szCs w:val="20"/>
@@ -6913,7 +6968,23 @@
                 <w:rFonts w:asciiTheme="majorEastAsia" w:eastAsiaTheme="majorEastAsia" w:hAnsiTheme="majorEastAsia" w:hint="eastAsia"/>
                 <w:sz w:val="22"/>
               </w:rPr>
-              <w:t>XXX XXX XXX</w:t>
+              <w:t xml:space="preserve">XXX </w:t>
+            </w:r>
+            <w:proofErr w:type="spellStart"/>
+            <w:r>
+              <w:rPr>
+                <w:rFonts w:asciiTheme="majorEastAsia" w:eastAsiaTheme="majorEastAsia" w:hAnsiTheme="majorEastAsia" w:hint="eastAsia"/>
+                <w:sz w:val="22"/>
+              </w:rPr>
+              <w:t>XXX</w:t>
+            </w:r>
+            <w:proofErr w:type="spellEnd"/>
+            <w:r>
+              <w:rPr>
+                <w:rFonts w:asciiTheme="majorEastAsia" w:eastAsiaTheme="majorEastAsia" w:hAnsiTheme="majorEastAsia" w:hint="eastAsia"/>
+                <w:sz w:val="22"/>
+              </w:rPr>
+              <w:t xml:space="preserve"> XXX</w:t>
             </w:r>
             <w:r>
               <w:rPr>
@@ -7663,6 +7734,7 @@
               </w:rPr>
               <w:t xml:space="preserve">                                  </w:t>
             </w:r>
+            <w:proofErr w:type="gramStart"/>
             <w:r>
               <w:rPr>
                 <w:rFonts w:ascii="Arial" w:hAnsi="Arial" w:cs="Arial"/>
@@ -7670,7 +7742,17 @@
                 <w:szCs w:val="18"/>
                 <w:lang w:eastAsia="zh-HK"/>
               </w:rPr>
-              <w:t xml:space="preserve">Version : </w:t>
+              <w:t>Version :</w:t>
+            </w:r>
+            <w:proofErr w:type="gramEnd"/>
+            <w:r>
+              <w:rPr>
+                <w:rFonts w:ascii="Arial" w:hAnsi="Arial" w:cs="Arial"/>
+                <w:sz w:val="18"/>
+                <w:szCs w:val="18"/>
+                <w:lang w:eastAsia="zh-HK"/>
+              </w:rPr>
+              <w:t xml:space="preserve"> </w:t>
             </w:r>
             <w:r>
               <w:rPr>
@@ -7752,13 +7834,23 @@
               </w:rPr>
               <w:t>外，</w:t>
             </w:r>
+            <w:proofErr w:type="gramStart"/>
             <w:r>
               <w:rPr>
                 <w:rFonts w:asciiTheme="majorEastAsia" w:eastAsiaTheme="majorEastAsia" w:hAnsiTheme="majorEastAsia" w:hint="eastAsia"/>
                 <w:sz w:val="22"/>
                 <w:lang w:eastAsia="zh-HK"/>
               </w:rPr>
-              <w:t>職拍下照片劃下草圖</w:t>
+              <w:t>職拍下</w:t>
+            </w:r>
+            <w:proofErr w:type="gramEnd"/>
+            <w:r>
+              <w:rPr>
+                <w:rFonts w:asciiTheme="majorEastAsia" w:eastAsiaTheme="majorEastAsia" w:hAnsiTheme="majorEastAsia" w:hint="eastAsia"/>
+                <w:sz w:val="22"/>
+                <w:lang w:eastAsia="zh-HK"/>
+              </w:rPr>
+              <w:t>照片劃下草圖</w:t>
             </w:r>
           </w:p>
         </w:tc>
@@ -8958,8 +9050,19 @@
                 <w:szCs w:val="20"/>
                 <w:lang w:eastAsia="zh-HK"/>
               </w:rPr>
-              <w:t>Reported By :</w:t>
-            </w:r>
+              <w:t xml:space="preserve">Reported </w:t>
+            </w:r>
+            <w:proofErr w:type="gramStart"/>
+            <w:r>
+              <w:rPr>
+                <w:rFonts w:hint="eastAsia"/>
+                <w:sz w:val="20"/>
+                <w:szCs w:val="20"/>
+                <w:lang w:eastAsia="zh-HK"/>
+              </w:rPr>
+              <w:t>By :</w:t>
+            </w:r>
+            <w:proofErr w:type="gramEnd"/>
           </w:p>
         </w:tc>
         <w:tc>
@@ -10042,7 +10145,17 @@
                 <w:szCs w:val="20"/>
                 <w:lang w:eastAsia="zh-HK"/>
               </w:rPr>
-              <w:t>Drawn By</w:t>
+              <w:t xml:space="preserve">Drawn </w:t>
+            </w:r>
+            <w:proofErr w:type="gramStart"/>
+            <w:r>
+              <w:rPr>
+                <w:rFonts w:hint="eastAsia"/>
+                <w:sz w:val="20"/>
+                <w:szCs w:val="20"/>
+                <w:lang w:eastAsia="zh-HK"/>
+              </w:rPr>
+              <w:t>By</w:t>
             </w:r>
             <w:r>
               <w:rPr>
@@ -10053,6 +10166,7 @@
               </w:rPr>
               <w:t xml:space="preserve"> :</w:t>
             </w:r>
+            <w:proofErr w:type="gramEnd"/>
           </w:p>
         </w:tc>
         <w:tc>
@@ -11103,7 +11217,7 @@
           </mc:Choice>
           <mc:Fallback>
             <w:pict>
-              <v:line w14:anchorId="4AA9AC1C" id="直線接點 3" o:spid="_x0000_s1026" style="position:absolute;z-index:251656192;visibility:visible;mso-wrap-style:square;mso-width-percent:0;mso-height-percent:0;mso-wrap-distance-left:9pt;mso-wrap-distance-top:0;mso-wrap-distance-right:9pt;mso-wrap-distance-bottom:0;mso-position-horizontal:absolute;mso-position-horizontal-relative:text;mso-position-vertical:absolute;mso-position-vertical-relative:text;mso-width-percent:0;mso-height-percent:0;mso-width-relative:margin;mso-height-relative:margin" from="-10.5pt,256pt" to="488.15pt,257.05pt" o:gfxdata="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" strokecolor="black [3040]"/>
+              <v:line w14:anchorId="6205EDF6" id="直線接點 3" o:spid="_x0000_s1026" style="position:absolute;z-index:251656192;visibility:visible;mso-wrap-style:square;mso-width-percent:0;mso-height-percent:0;mso-wrap-distance-left:9pt;mso-wrap-distance-top:0;mso-wrap-distance-right:9pt;mso-wrap-distance-bottom:0;mso-position-horizontal:absolute;mso-position-horizontal-relative:text;mso-position-vertical:absolute;mso-position-vertical-relative:text;mso-width-percent:0;mso-height-percent:0;mso-width-relative:margin;mso-height-relative:margin" from="-10.5pt,256pt" to="488.15pt,257.05pt" o:gfxdata="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" strokecolor="black [3040]"/>
             </w:pict>
           </mc:Fallback>
         </mc:AlternateContent>
@@ -11174,7 +11288,7 @@
           </mc:Choice>
           <mc:Fallback>
             <w:pict>
-              <v:line w14:anchorId="76F01F7B" id="直線接點 4" o:spid="_x0000_s1026" style="position:absolute;flip:x;z-index:251672576;visibility:visible;mso-wrap-style:square;mso-width-percent:0;mso-height-percent:0;mso-wrap-distance-left:9pt;mso-wrap-distance-top:0;mso-wrap-distance-right:9pt;mso-wrap-distance-bottom:0;mso-position-horizontal:absolute;mso-position-horizontal-relative:text;mso-position-vertical:absolute;mso-position-vertical-relative:text;mso-width-percent:0;mso-height-percent:0;mso-width-relative:margin;mso-height-relative:margin" from="-31.85pt,118.35pt" to="464.05pt,246.15pt" o:gfxdata="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" strokecolor="black [3040]"/>
+              <v:line w14:anchorId="566E6036" id="直線接點 4" o:spid="_x0000_s1026" style="position:absolute;flip:x;z-index:251672576;visibility:visible;mso-wrap-style:square;mso-width-percent:0;mso-height-percent:0;mso-wrap-distance-left:9pt;mso-wrap-distance-top:0;mso-wrap-distance-right:9pt;mso-wrap-distance-bottom:0;mso-position-horizontal:absolute;mso-position-horizontal-relative:text;mso-position-vertical:absolute;mso-position-vertical-relative:text;mso-width-percent:0;mso-height-percent:0;mso-width-relative:margin;mso-height-relative:margin" from="-31.85pt,118.35pt" to="464.05pt,246.15pt" o:gfxdata="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" strokecolor="black [3040]"/>
             </w:pict>
           </mc:Fallback>
         </mc:AlternateContent>
@@ -11245,7 +11359,7 @@
           </mc:Choice>
           <mc:Fallback>
             <w:pict>
-              <v:line w14:anchorId="109368D0" id="直線接點 2" o:spid="_x0000_s1026" style="position:absolute;flip:y;z-index:251663360;visibility:visible;mso-wrap-style:square;mso-width-percent:0;mso-height-percent:0;mso-wrap-distance-left:9pt;mso-wrap-distance-top:0;mso-wrap-distance-right:9pt;mso-wrap-distance-bottom:0;mso-position-horizontal:absolute;mso-position-horizontal-relative:text;mso-position-vertical:absolute;mso-position-vertical-relative:text;mso-width-percent:0;mso-height-percent:0;mso-width-relative:margin;mso-height-relative:margin" from="-18.55pt,116.35pt" to="484.35pt,117.4pt" o:gfxdata="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" strokecolor="black [3040]"/>
+              <v:line w14:anchorId="5AA3E369" id="直線接點 2" o:spid="_x0000_s1026" style="position:absolute;flip:y;z-index:251663360;visibility:visible;mso-wrap-style:square;mso-width-percent:0;mso-height-percent:0;mso-wrap-distance-left:9pt;mso-wrap-distance-top:0;mso-wrap-distance-right:9pt;mso-wrap-distance-bottom:0;mso-position-horizontal:absolute;mso-position-horizontal-relative:text;mso-position-vertical:absolute;mso-position-vertical-relative:text;mso-width-percent:0;mso-height-percent:0;mso-width-relative:margin;mso-height-relative:margin" from="-18.55pt,116.35pt" to="484.35pt,117.4pt" o:gfxdata="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" strokecolor="black [3040]"/>
             </w:pict>
           </mc:Fallback>
         </mc:AlternateContent>

--- a/T24_template_1.docx
+++ b/T24_template_1.docx
@@ -222,23 +222,13 @@
         </w:rPr>
         <w:t>(</w:t>
       </w:r>
-      <w:proofErr w:type="gramStart"/>
       <w:r>
         <w:rPr>
           <w:rFonts w:hint="eastAsia"/>
           <w:szCs w:val="24"/>
           <w:lang w:eastAsia="zh-HK"/>
         </w:rPr>
-        <w:t>祇</w:t>
-      </w:r>
-      <w:proofErr w:type="gramEnd"/>
-      <w:r>
-        <w:rPr>
-          <w:rFonts w:hint="eastAsia"/>
-          <w:szCs w:val="24"/>
-          <w:lang w:eastAsia="zh-HK"/>
-        </w:rPr>
-        <w:t>有車輛損毀</w:t>
+        <w:t>祇有車輛損毀</w:t>
       </w:r>
       <w:r>
         <w:rPr>
@@ -1038,7 +1028,6 @@
                 <w:lang w:eastAsia="zh-HK"/>
               </w:rPr>
             </w:pPr>
-            <w:proofErr w:type="gramStart"/>
             <w:r>
               <w:rPr>
                 <w:rFonts w:hint="eastAsia"/>
@@ -1048,7 +1037,6 @@
               </w:rPr>
               <w:t>擠塞</w:t>
             </w:r>
-            <w:proofErr w:type="gramEnd"/>
             <w:r>
               <w:rPr>
                 <w:rFonts w:hint="eastAsia"/>
@@ -1198,19 +1186,8 @@
                 <w:szCs w:val="20"/>
                 <w:lang w:eastAsia="zh-HK"/>
               </w:rPr>
-              <w:t xml:space="preserve">Traffic </w:t>
-            </w:r>
-            <w:proofErr w:type="gramStart"/>
-            <w:r>
-              <w:rPr>
-                <w:rFonts w:hint="eastAsia"/>
-                <w:sz w:val="20"/>
-                <w:szCs w:val="20"/>
-                <w:lang w:eastAsia="zh-HK"/>
-              </w:rPr>
-              <w:t>Condition :</w:t>
-            </w:r>
-            <w:proofErr w:type="gramEnd"/>
+              <w:t>Traffic Condition :</w:t>
+            </w:r>
           </w:p>
         </w:tc>
         <w:tc>
@@ -1617,7 +1594,6 @@
                 <w:lang w:eastAsia="zh-HK"/>
               </w:rPr>
             </w:pPr>
-            <w:proofErr w:type="gramStart"/>
             <w:r>
               <w:rPr>
                 <w:rFonts w:hint="eastAsia"/>
@@ -1627,7 +1603,6 @@
               </w:rPr>
               <w:t>廠名</w:t>
             </w:r>
-            <w:proofErr w:type="gramEnd"/>
             <w:r>
               <w:rPr>
                 <w:rFonts w:hint="eastAsia"/>
@@ -3354,7 +3329,6 @@
                 <w:lang w:eastAsia="zh-HK"/>
               </w:rPr>
             </w:pPr>
-            <w:proofErr w:type="gramStart"/>
             <w:r>
               <w:rPr>
                 <w:rFonts w:hint="eastAsia"/>
@@ -3364,7 +3338,6 @@
               </w:rPr>
               <w:t>廠名</w:t>
             </w:r>
-            <w:proofErr w:type="gramEnd"/>
             <w:r>
               <w:rPr>
                 <w:rFonts w:hint="eastAsia"/>
@@ -5269,7 +5242,6 @@
                 <w:lang w:eastAsia="zh-HK"/>
               </w:rPr>
             </w:pPr>
-            <w:proofErr w:type="gramStart"/>
             <w:r>
               <w:rPr>
                 <w:rFonts w:hint="eastAsia"/>
@@ -5279,7 +5251,6 @@
               </w:rPr>
               <w:t>廠名</w:t>
             </w:r>
-            <w:proofErr w:type="gramEnd"/>
             <w:r>
               <w:rPr>
                 <w:rFonts w:hint="eastAsia"/>
@@ -7734,7 +7705,6 @@
               </w:rPr>
               <w:t xml:space="preserve">                                  </w:t>
             </w:r>
-            <w:proofErr w:type="gramStart"/>
             <w:r>
               <w:rPr>
                 <w:rFonts w:ascii="Arial" w:hAnsi="Arial" w:cs="Arial"/>
@@ -7742,17 +7712,7 @@
                 <w:szCs w:val="18"/>
                 <w:lang w:eastAsia="zh-HK"/>
               </w:rPr>
-              <w:t>Version :</w:t>
-            </w:r>
-            <w:proofErr w:type="gramEnd"/>
-            <w:r>
-              <w:rPr>
-                <w:rFonts w:ascii="Arial" w:hAnsi="Arial" w:cs="Arial"/>
-                <w:sz w:val="18"/>
-                <w:szCs w:val="18"/>
-                <w:lang w:eastAsia="zh-HK"/>
-              </w:rPr>
-              <w:t xml:space="preserve"> </w:t>
+              <w:t xml:space="preserve">Version : </w:t>
             </w:r>
             <w:r>
               <w:rPr>
@@ -7834,23 +7794,13 @@
               </w:rPr>
               <w:t>外，</w:t>
             </w:r>
-            <w:proofErr w:type="gramStart"/>
             <w:r>
               <w:rPr>
                 <w:rFonts w:asciiTheme="majorEastAsia" w:eastAsiaTheme="majorEastAsia" w:hAnsiTheme="majorEastAsia" w:hint="eastAsia"/>
                 <w:sz w:val="22"/>
                 <w:lang w:eastAsia="zh-HK"/>
               </w:rPr>
-              <w:t>職拍下</w:t>
-            </w:r>
-            <w:proofErr w:type="gramEnd"/>
-            <w:r>
-              <w:rPr>
-                <w:rFonts w:asciiTheme="majorEastAsia" w:eastAsiaTheme="majorEastAsia" w:hAnsiTheme="majorEastAsia" w:hint="eastAsia"/>
-                <w:sz w:val="22"/>
-                <w:lang w:eastAsia="zh-HK"/>
-              </w:rPr>
-              <w:t>照片劃下草圖</w:t>
+              <w:t>職拍下照片劃下草圖</w:t>
             </w:r>
           </w:p>
         </w:tc>
@@ -8111,14 +8061,7 @@
                 <w:rFonts w:asciiTheme="majorEastAsia" w:eastAsiaTheme="majorEastAsia" w:hAnsiTheme="majorEastAsia"/>
                 <w:sz w:val="22"/>
               </w:rPr>
-              <w:t>「{{DRV_1_STATEMENT}}</w:t>
-            </w:r>
-            <w:r>
-              <w:rPr>
-                <w:rFonts w:asciiTheme="majorEastAsia" w:eastAsiaTheme="majorEastAsia" w:hAnsiTheme="majorEastAsia"/>
-                <w:sz w:val="22"/>
-              </w:rPr>
-              <w:t>」</w:t>
+              <w:t>{{DRV_1_STATEMENT}}</w:t>
             </w:r>
             <w:r>
               <w:rPr>
@@ -8242,26 +8185,10 @@
             </w:pPr>
             <w:r>
               <w:rPr>
-                <w:rFonts w:asciiTheme="majorEastAsia" w:eastAsiaTheme="majorEastAsia" w:hAnsiTheme="majorEastAsia" w:hint="eastAsia"/>
-                <w:sz w:val="22"/>
-                <w:lang w:val="en-GB" w:eastAsia="zh-HK"/>
-              </w:rPr>
-              <w:t>「</w:t>
-            </w:r>
-            <w:r>
-              <w:rPr>
                 <w:rFonts w:asciiTheme="majorEastAsia" w:eastAsiaTheme="majorEastAsia" w:hAnsiTheme="majorEastAsia"/>
                 <w:sz w:val="22"/>
               </w:rPr>
               <w:t>{{DRV_1_STATEMENT}}</w:t>
-            </w:r>
-            <w:r>
-              <w:rPr>
-                <w:rFonts w:asciiTheme="majorEastAsia" w:eastAsiaTheme="majorEastAsia" w:hAnsiTheme="majorEastAsia"/>
-                <w:sz w:val="22"/>
-                <w:lang w:val="en-GB" w:eastAsia="zh-HK"/>
-              </w:rPr>
-              <w:t>。」</w:t>
             </w:r>
           </w:p>
         </w:tc>
@@ -9050,19 +8977,8 @@
                 <w:szCs w:val="20"/>
                 <w:lang w:eastAsia="zh-HK"/>
               </w:rPr>
-              <w:t xml:space="preserve">Reported </w:t>
-            </w:r>
-            <w:proofErr w:type="gramStart"/>
-            <w:r>
-              <w:rPr>
-                <w:rFonts w:hint="eastAsia"/>
-                <w:sz w:val="20"/>
-                <w:szCs w:val="20"/>
-                <w:lang w:eastAsia="zh-HK"/>
-              </w:rPr>
-              <w:t>By :</w:t>
-            </w:r>
-            <w:proofErr w:type="gramEnd"/>
+              <w:t>Reported By :</w:t>
+            </w:r>
           </w:p>
         </w:tc>
         <w:tc>
@@ -10145,17 +10061,7 @@
                 <w:szCs w:val="20"/>
                 <w:lang w:eastAsia="zh-HK"/>
               </w:rPr>
-              <w:t xml:space="preserve">Drawn </w:t>
-            </w:r>
-            <w:proofErr w:type="gramStart"/>
-            <w:r>
-              <w:rPr>
-                <w:rFonts w:hint="eastAsia"/>
-                <w:sz w:val="20"/>
-                <w:szCs w:val="20"/>
-                <w:lang w:eastAsia="zh-HK"/>
-              </w:rPr>
-              <w:t>By</w:t>
+              <w:t>Drawn By</w:t>
             </w:r>
             <w:r>
               <w:rPr>
@@ -10166,7 +10072,6 @@
               </w:rPr>
               <w:t xml:space="preserve"> :</w:t>
             </w:r>
-            <w:proofErr w:type="gramEnd"/>
           </w:p>
         </w:tc>
         <w:tc>
@@ -11217,7 +11122,7 @@
           </mc:Choice>
           <mc:Fallback>
             <w:pict>
-              <v:line w14:anchorId="6205EDF6" id="直線接點 3" o:spid="_x0000_s1026" style="position:absolute;z-index:251656192;visibility:visible;mso-wrap-style:square;mso-width-percent:0;mso-height-percent:0;mso-wrap-distance-left:9pt;mso-wrap-distance-top:0;mso-wrap-distance-right:9pt;mso-wrap-distance-bottom:0;mso-position-horizontal:absolute;mso-position-horizontal-relative:text;mso-position-vertical:absolute;mso-position-vertical-relative:text;mso-width-percent:0;mso-height-percent:0;mso-width-relative:margin;mso-height-relative:margin" from="-10.5pt,256pt" to="488.15pt,257.05pt" o:gfxdata="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" strokecolor="black [3040]"/>
+              <v:line w14:anchorId="60E87ABA" id="直線接點 3" o:spid="_x0000_s1026" style="position:absolute;z-index:251656192;visibility:visible;mso-wrap-style:square;mso-width-percent:0;mso-height-percent:0;mso-wrap-distance-left:9pt;mso-wrap-distance-top:0;mso-wrap-distance-right:9pt;mso-wrap-distance-bottom:0;mso-position-horizontal:absolute;mso-position-horizontal-relative:text;mso-position-vertical:absolute;mso-position-vertical-relative:text;mso-width-percent:0;mso-height-percent:0;mso-width-relative:margin;mso-height-relative:margin" from="-10.5pt,256pt" to="488.15pt,257.05pt" o:gfxdata="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" strokecolor="black [3040]"/>
             </w:pict>
           </mc:Fallback>
         </mc:AlternateContent>
@@ -11288,7 +11193,7 @@
           </mc:Choice>
           <mc:Fallback>
             <w:pict>
-              <v:line w14:anchorId="566E6036" id="直線接點 4" o:spid="_x0000_s1026" style="position:absolute;flip:x;z-index:251672576;visibility:visible;mso-wrap-style:square;mso-width-percent:0;mso-height-percent:0;mso-wrap-distance-left:9pt;mso-wrap-distance-top:0;mso-wrap-distance-right:9pt;mso-wrap-distance-bottom:0;mso-position-horizontal:absolute;mso-position-horizontal-relative:text;mso-position-vertical:absolute;mso-position-vertical-relative:text;mso-width-percent:0;mso-height-percent:0;mso-width-relative:margin;mso-height-relative:margin" from="-31.85pt,118.35pt" to="464.05pt,246.15pt" o:gfxdata="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" strokecolor="black [3040]"/>
+              <v:line w14:anchorId="6CA5D415" id="直線接點 4" o:spid="_x0000_s1026" style="position:absolute;flip:x;z-index:251672576;visibility:visible;mso-wrap-style:square;mso-width-percent:0;mso-height-percent:0;mso-wrap-distance-left:9pt;mso-wrap-distance-top:0;mso-wrap-distance-right:9pt;mso-wrap-distance-bottom:0;mso-position-horizontal:absolute;mso-position-horizontal-relative:text;mso-position-vertical:absolute;mso-position-vertical-relative:text;mso-width-percent:0;mso-height-percent:0;mso-width-relative:margin;mso-height-relative:margin" from="-31.85pt,118.35pt" to="464.05pt,246.15pt" o:gfxdata="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" strokecolor="black [3040]"/>
             </w:pict>
           </mc:Fallback>
         </mc:AlternateContent>
@@ -11359,7 +11264,7 @@
           </mc:Choice>
           <mc:Fallback>
             <w:pict>
-              <v:line w14:anchorId="5AA3E369" id="直線接點 2" o:spid="_x0000_s1026" style="position:absolute;flip:y;z-index:251663360;visibility:visible;mso-wrap-style:square;mso-width-percent:0;mso-height-percent:0;mso-wrap-distance-left:9pt;mso-wrap-distance-top:0;mso-wrap-distance-right:9pt;mso-wrap-distance-bottom:0;mso-position-horizontal:absolute;mso-position-horizontal-relative:text;mso-position-vertical:absolute;mso-position-vertical-relative:text;mso-width-percent:0;mso-height-percent:0;mso-width-relative:margin;mso-height-relative:margin" from="-18.55pt,116.35pt" to="484.35pt,117.4pt" o:gfxdata="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" strokecolor="black [3040]"/>
+              <v:line w14:anchorId="6314393D" id="直線接點 2" o:spid="_x0000_s1026" style="position:absolute;flip:y;z-index:251663360;visibility:visible;mso-wrap-style:square;mso-width-percent:0;mso-height-percent:0;mso-wrap-distance-left:9pt;mso-wrap-distance-top:0;mso-wrap-distance-right:9pt;mso-wrap-distance-bottom:0;mso-position-horizontal:absolute;mso-position-horizontal-relative:text;mso-position-vertical:absolute;mso-position-vertical-relative:text;mso-width-percent:0;mso-height-percent:0;mso-width-relative:margin;mso-height-relative:margin" from="-18.55pt,116.35pt" to="484.35pt,117.4pt" o:gfxdata="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" strokecolor="black [3040]"/>
             </w:pict>
           </mc:Fallback>
         </mc:AlternateContent>

--- a/T24_template_1.docx
+++ b/T24_template_1.docx
@@ -222,13 +222,23 @@
         </w:rPr>
         <w:t>(</w:t>
       </w:r>
+      <w:proofErr w:type="gramStart"/>
       <w:r>
         <w:rPr>
           <w:rFonts w:hint="eastAsia"/>
           <w:szCs w:val="24"/>
           <w:lang w:eastAsia="zh-HK"/>
         </w:rPr>
-        <w:t>祇有車輛損毀</w:t>
+        <w:t>祇</w:t>
+      </w:r>
+      <w:proofErr w:type="gramEnd"/>
+      <w:r>
+        <w:rPr>
+          <w:rFonts w:hint="eastAsia"/>
+          <w:szCs w:val="24"/>
+          <w:lang w:eastAsia="zh-HK"/>
+        </w:rPr>
+        <w:t>有車輛損毀</w:t>
       </w:r>
       <w:r>
         <w:rPr>
@@ -1028,6 +1038,7 @@
                 <w:lang w:eastAsia="zh-HK"/>
               </w:rPr>
             </w:pPr>
+            <w:proofErr w:type="gramStart"/>
             <w:r>
               <w:rPr>
                 <w:rFonts w:hint="eastAsia"/>
@@ -1037,6 +1048,7 @@
               </w:rPr>
               <w:t>擠塞</w:t>
             </w:r>
+            <w:proofErr w:type="gramEnd"/>
             <w:r>
               <w:rPr>
                 <w:rFonts w:hint="eastAsia"/>
@@ -1186,8 +1198,19 @@
                 <w:szCs w:val="20"/>
                 <w:lang w:eastAsia="zh-HK"/>
               </w:rPr>
-              <w:t>Traffic Condition :</w:t>
-            </w:r>
+              <w:t xml:space="preserve">Traffic </w:t>
+            </w:r>
+            <w:proofErr w:type="gramStart"/>
+            <w:r>
+              <w:rPr>
+                <w:rFonts w:hint="eastAsia"/>
+                <w:sz w:val="20"/>
+                <w:szCs w:val="20"/>
+                <w:lang w:eastAsia="zh-HK"/>
+              </w:rPr>
+              <w:t>Condition :</w:t>
+            </w:r>
+            <w:proofErr w:type="gramEnd"/>
           </w:p>
         </w:tc>
         <w:tc>
@@ -1594,6 +1617,7 @@
                 <w:lang w:eastAsia="zh-HK"/>
               </w:rPr>
             </w:pPr>
+            <w:proofErr w:type="gramStart"/>
             <w:r>
               <w:rPr>
                 <w:rFonts w:hint="eastAsia"/>
@@ -1603,6 +1627,7 @@
               </w:rPr>
               <w:t>廠名</w:t>
             </w:r>
+            <w:proofErr w:type="gramEnd"/>
             <w:r>
               <w:rPr>
                 <w:rFonts w:hint="eastAsia"/>
@@ -3329,6 +3354,7 @@
                 <w:lang w:eastAsia="zh-HK"/>
               </w:rPr>
             </w:pPr>
+            <w:proofErr w:type="gramStart"/>
             <w:r>
               <w:rPr>
                 <w:rFonts w:hint="eastAsia"/>
@@ -3338,6 +3364,7 @@
               </w:rPr>
               <w:t>廠名</w:t>
             </w:r>
+            <w:proofErr w:type="gramEnd"/>
             <w:r>
               <w:rPr>
                 <w:rFonts w:hint="eastAsia"/>
@@ -5242,6 +5269,7 @@
                 <w:lang w:eastAsia="zh-HK"/>
               </w:rPr>
             </w:pPr>
+            <w:proofErr w:type="gramStart"/>
             <w:r>
               <w:rPr>
                 <w:rFonts w:hint="eastAsia"/>
@@ -5251,6 +5279,7 @@
               </w:rPr>
               <w:t>廠名</w:t>
             </w:r>
+            <w:proofErr w:type="gramEnd"/>
             <w:r>
               <w:rPr>
                 <w:rFonts w:hint="eastAsia"/>
@@ -7705,6 +7734,7 @@
               </w:rPr>
               <w:t xml:space="preserve">                                  </w:t>
             </w:r>
+            <w:proofErr w:type="gramStart"/>
             <w:r>
               <w:rPr>
                 <w:rFonts w:ascii="Arial" w:hAnsi="Arial" w:cs="Arial"/>
@@ -7712,7 +7742,17 @@
                 <w:szCs w:val="18"/>
                 <w:lang w:eastAsia="zh-HK"/>
               </w:rPr>
-              <w:t xml:space="preserve">Version : </w:t>
+              <w:t>Version :</w:t>
+            </w:r>
+            <w:proofErr w:type="gramEnd"/>
+            <w:r>
+              <w:rPr>
+                <w:rFonts w:ascii="Arial" w:hAnsi="Arial" w:cs="Arial"/>
+                <w:sz w:val="18"/>
+                <w:szCs w:val="18"/>
+                <w:lang w:eastAsia="zh-HK"/>
+              </w:rPr>
+              <w:t xml:space="preserve"> </w:t>
             </w:r>
             <w:r>
               <w:rPr>
@@ -7794,13 +7834,23 @@
               </w:rPr>
               <w:t>外，</w:t>
             </w:r>
+            <w:proofErr w:type="gramStart"/>
             <w:r>
               <w:rPr>
                 <w:rFonts w:asciiTheme="majorEastAsia" w:eastAsiaTheme="majorEastAsia" w:hAnsiTheme="majorEastAsia" w:hint="eastAsia"/>
                 <w:sz w:val="22"/>
                 <w:lang w:eastAsia="zh-HK"/>
               </w:rPr>
-              <w:t>職拍下照片劃下草圖</w:t>
+              <w:t>職拍下</w:t>
+            </w:r>
+            <w:proofErr w:type="gramEnd"/>
+            <w:r>
+              <w:rPr>
+                <w:rFonts w:asciiTheme="majorEastAsia" w:eastAsiaTheme="majorEastAsia" w:hAnsiTheme="majorEastAsia" w:hint="eastAsia"/>
+                <w:sz w:val="22"/>
+                <w:lang w:eastAsia="zh-HK"/>
+              </w:rPr>
+              <w:t>照片劃下草圖</w:t>
             </w:r>
           </w:p>
         </w:tc>
@@ -8188,7 +8238,21 @@
                 <w:rFonts w:asciiTheme="majorEastAsia" w:eastAsiaTheme="majorEastAsia" w:hAnsiTheme="majorEastAsia"/>
                 <w:sz w:val="22"/>
               </w:rPr>
-              <w:t>{{DRV_1_STATEMENT}}</w:t>
+              <w:t>{{DRV_</w:t>
+            </w:r>
+            <w:r>
+              <w:rPr>
+                <w:rFonts w:asciiTheme="majorEastAsia" w:eastAsiaTheme="majorEastAsia" w:hAnsiTheme="majorEastAsia" w:hint="eastAsia"/>
+                <w:sz w:val="22"/>
+              </w:rPr>
+              <w:t>2</w:t>
+            </w:r>
+            <w:r>
+              <w:rPr>
+                <w:rFonts w:asciiTheme="majorEastAsia" w:eastAsiaTheme="majorEastAsia" w:hAnsiTheme="majorEastAsia"/>
+                <w:sz w:val="22"/>
+              </w:rPr>
+              <w:t>_STATEMENT}}</w:t>
             </w:r>
           </w:p>
         </w:tc>
@@ -8977,8 +9041,19 @@
                 <w:szCs w:val="20"/>
                 <w:lang w:eastAsia="zh-HK"/>
               </w:rPr>
-              <w:t>Reported By :</w:t>
-            </w:r>
+              <w:t xml:space="preserve">Reported </w:t>
+            </w:r>
+            <w:proofErr w:type="gramStart"/>
+            <w:r>
+              <w:rPr>
+                <w:rFonts w:hint="eastAsia"/>
+                <w:sz w:val="20"/>
+                <w:szCs w:val="20"/>
+                <w:lang w:eastAsia="zh-HK"/>
+              </w:rPr>
+              <w:t>By :</w:t>
+            </w:r>
+            <w:proofErr w:type="gramEnd"/>
           </w:p>
         </w:tc>
         <w:tc>
@@ -10061,7 +10136,17 @@
                 <w:szCs w:val="20"/>
                 <w:lang w:eastAsia="zh-HK"/>
               </w:rPr>
-              <w:t>Drawn By</w:t>
+              <w:t xml:space="preserve">Drawn </w:t>
+            </w:r>
+            <w:proofErr w:type="gramStart"/>
+            <w:r>
+              <w:rPr>
+                <w:rFonts w:hint="eastAsia"/>
+                <w:sz w:val="20"/>
+                <w:szCs w:val="20"/>
+                <w:lang w:eastAsia="zh-HK"/>
+              </w:rPr>
+              <w:t>By</w:t>
             </w:r>
             <w:r>
               <w:rPr>
@@ -10072,6 +10157,7 @@
               </w:rPr>
               <w:t xml:space="preserve"> :</w:t>
             </w:r>
+            <w:proofErr w:type="gramEnd"/>
           </w:p>
         </w:tc>
         <w:tc>
@@ -11122,7 +11208,7 @@
           </mc:Choice>
           <mc:Fallback>
             <w:pict>
-              <v:line w14:anchorId="60E87ABA" id="直線接點 3" o:spid="_x0000_s1026" style="position:absolute;z-index:251656192;visibility:visible;mso-wrap-style:square;mso-width-percent:0;mso-height-percent:0;mso-wrap-distance-left:9pt;mso-wrap-distance-top:0;mso-wrap-distance-right:9pt;mso-wrap-distance-bottom:0;mso-position-horizontal:absolute;mso-position-horizontal-relative:text;mso-position-vertical:absolute;mso-position-vertical-relative:text;mso-width-percent:0;mso-height-percent:0;mso-width-relative:margin;mso-height-relative:margin" from="-10.5pt,256pt" to="488.15pt,257.05pt" o:gfxdata="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" strokecolor="black [3040]"/>
+              <v:line w14:anchorId="52A2BC9B" id="直線接點 3" o:spid="_x0000_s1026" style="position:absolute;z-index:251656192;visibility:visible;mso-wrap-style:square;mso-width-percent:0;mso-height-percent:0;mso-wrap-distance-left:9pt;mso-wrap-distance-top:0;mso-wrap-distance-right:9pt;mso-wrap-distance-bottom:0;mso-position-horizontal:absolute;mso-position-horizontal-relative:text;mso-position-vertical:absolute;mso-position-vertical-relative:text;mso-width-percent:0;mso-height-percent:0;mso-width-relative:margin;mso-height-relative:margin" from="-10.5pt,256pt" to="488.15pt,257.05pt" o:gfxdata="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" strokecolor="black [3040]"/>
             </w:pict>
           </mc:Fallback>
         </mc:AlternateContent>
@@ -11193,7 +11279,7 @@
           </mc:Choice>
           <mc:Fallback>
             <w:pict>
-              <v:line w14:anchorId="6CA5D415" id="直線接點 4" o:spid="_x0000_s1026" style="position:absolute;flip:x;z-index:251672576;visibility:visible;mso-wrap-style:square;mso-width-percent:0;mso-height-percent:0;mso-wrap-distance-left:9pt;mso-wrap-distance-top:0;mso-wrap-distance-right:9pt;mso-wrap-distance-bottom:0;mso-position-horizontal:absolute;mso-position-horizontal-relative:text;mso-position-vertical:absolute;mso-position-vertical-relative:text;mso-width-percent:0;mso-height-percent:0;mso-width-relative:margin;mso-height-relative:margin" from="-31.85pt,118.35pt" to="464.05pt,246.15pt" o:gfxdata="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" strokecolor="black [3040]"/>
+              <v:line w14:anchorId="0354D0C2" id="直線接點 4" o:spid="_x0000_s1026" style="position:absolute;flip:x;z-index:251672576;visibility:visible;mso-wrap-style:square;mso-width-percent:0;mso-height-percent:0;mso-wrap-distance-left:9pt;mso-wrap-distance-top:0;mso-wrap-distance-right:9pt;mso-wrap-distance-bottom:0;mso-position-horizontal:absolute;mso-position-horizontal-relative:text;mso-position-vertical:absolute;mso-position-vertical-relative:text;mso-width-percent:0;mso-height-percent:0;mso-width-relative:margin;mso-height-relative:margin" from="-31.85pt,118.35pt" to="464.05pt,246.15pt" o:gfxdata="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" strokecolor="black [3040]"/>
             </w:pict>
           </mc:Fallback>
         </mc:AlternateContent>
@@ -11264,7 +11350,7 @@
           </mc:Choice>
           <mc:Fallback>
             <w:pict>
-              <v:line w14:anchorId="6314393D" id="直線接點 2" o:spid="_x0000_s1026" style="position:absolute;flip:y;z-index:251663360;visibility:visible;mso-wrap-style:square;mso-width-percent:0;mso-height-percent:0;mso-wrap-distance-left:9pt;mso-wrap-distance-top:0;mso-wrap-distance-right:9pt;mso-wrap-distance-bottom:0;mso-position-horizontal:absolute;mso-position-horizontal-relative:text;mso-position-vertical:absolute;mso-position-vertical-relative:text;mso-width-percent:0;mso-height-percent:0;mso-width-relative:margin;mso-height-relative:margin" from="-18.55pt,116.35pt" to="484.35pt,117.4pt" o:gfxdata="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" strokecolor="black [3040]"/>
+              <v:line w14:anchorId="50A8318E" id="直線接點 2" o:spid="_x0000_s1026" style="position:absolute;flip:y;z-index:251663360;visibility:visible;mso-wrap-style:square;mso-width-percent:0;mso-height-percent:0;mso-wrap-distance-left:9pt;mso-wrap-distance-top:0;mso-wrap-distance-right:9pt;mso-wrap-distance-bottom:0;mso-position-horizontal:absolute;mso-position-horizontal-relative:text;mso-position-vertical:absolute;mso-position-vertical-relative:text;mso-width-percent:0;mso-height-percent:0;mso-width-relative:margin;mso-height-relative:margin" from="-18.55pt,116.35pt" to="484.35pt,117.4pt" o:gfxdata="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" strokecolor="black [3040]"/>
             </w:pict>
           </mc:Fallback>
         </mc:AlternateContent>

--- a/T24_template_1.docx
+++ b/T24_template_1.docx
@@ -11126,6 +11126,24 @@
           <w:sz w:val="22"/>
         </w:rPr>
       </w:pPr>
+    </w:p>
+    <w:p>
+      <w:pPr>
+        <w:spacing w:line="200" w:lineRule="exact"/>
+        <w:rPr>
+          <w:rFonts w:asciiTheme="minorEastAsia" w:hAnsiTheme="minorEastAsia" w:hint="eastAsia"/>
+          <w:sz w:val="22"/>
+        </w:rPr>
+      </w:pPr>
+    </w:p>
+    <w:p>
+      <w:pPr>
+        <w:spacing w:line="200" w:lineRule="exact"/>
+        <w:rPr>
+          <w:rFonts w:asciiTheme="minorEastAsia" w:hAnsiTheme="minorEastAsia"/>
+          <w:sz w:val="22"/>
+        </w:rPr>
+      </w:pPr>
       <w:r>
         <w:rPr>
           <w:rFonts w:asciiTheme="minorEastAsia" w:hAnsiTheme="minorEastAsia" w:hint="eastAsia"/>
@@ -11142,218 +11160,541 @@
           <w:szCs w:val="20"/>
         </w:rPr>
       </w:pPr>
-      <w:r>
-        <w:rPr>
-          <w:rFonts w:hint="eastAsia"/>
-          <w:noProof/>
+    </w:p>
+    <w:p>
+      <w:pPr>
+        <w:spacing w:line="200" w:lineRule="exact"/>
+        <w:rPr>
           <w:sz w:val="20"/>
           <w:szCs w:val="20"/>
-          <w:lang w:val="zh-HK" w:eastAsia="zh-HK"/>
-        </w:rPr>
-        <mc:AlternateContent>
-          <mc:Choice Requires="wps">
-            <w:drawing>
-              <wp:anchor distT="0" distB="0" distL="114300" distR="114300" simplePos="0" relativeHeight="251656192" behindDoc="0" locked="0" layoutInCell="1" allowOverlap="1" wp14:anchorId="2D045765" wp14:editId="3423EA03">
-                <wp:simplePos x="0" y="0"/>
-                <wp:positionH relativeFrom="column">
-                  <wp:posOffset>-133632</wp:posOffset>
-                </wp:positionH>
-                <wp:positionV relativeFrom="paragraph">
-                  <wp:posOffset>3251353</wp:posOffset>
-                </wp:positionV>
-                <wp:extent cx="6332561" cy="13647"/>
-                <wp:effectExtent l="0" t="0" r="30480" b="24765"/>
-                <wp:wrapNone/>
-                <wp:docPr id="307348023" name="直線接點 3"/>
-                <wp:cNvGraphicFramePr/>
-                <a:graphic xmlns:a="http://schemas.openxmlformats.org/drawingml/2006/main">
-                  <a:graphicData uri="http://schemas.microsoft.com/office/word/2010/wordprocessingShape">
-                    <wps:wsp>
-                      <wps:cNvCnPr/>
-                      <wps:spPr>
-                        <a:xfrm>
-                          <a:off x="0" y="0"/>
-                          <a:ext cx="6332561" cy="13647"/>
-                        </a:xfrm>
-                        <a:prstGeom prst="line">
-                          <a:avLst/>
-                        </a:prstGeom>
-                      </wps:spPr>
-                      <wps:style>
-                        <a:lnRef idx="1">
-                          <a:schemeClr val="dk1"/>
-                        </a:lnRef>
-                        <a:fillRef idx="0">
-                          <a:schemeClr val="dk1"/>
-                        </a:fillRef>
-                        <a:effectRef idx="0">
-                          <a:schemeClr val="dk1"/>
-                        </a:effectRef>
-                        <a:fontRef idx="minor">
-                          <a:schemeClr val="tx1"/>
-                        </a:fontRef>
-                      </wps:style>
-                      <wps:bodyPr/>
-                    </wps:wsp>
-                  </a:graphicData>
-                </a:graphic>
-                <wp14:sizeRelH relativeFrom="margin">
-                  <wp14:pctWidth>0</wp14:pctWidth>
-                </wp14:sizeRelH>
-                <wp14:sizeRelV relativeFrom="margin">
-                  <wp14:pctHeight>0</wp14:pctHeight>
-                </wp14:sizeRelV>
-              </wp:anchor>
-            </w:drawing>
-          </mc:Choice>
-          <mc:Fallback>
-            <w:pict>
-              <v:line w14:anchorId="52A2BC9B" id="直線接點 3" o:spid="_x0000_s1026" style="position:absolute;z-index:251656192;visibility:visible;mso-wrap-style:square;mso-width-percent:0;mso-height-percent:0;mso-wrap-distance-left:9pt;mso-wrap-distance-top:0;mso-wrap-distance-right:9pt;mso-wrap-distance-bottom:0;mso-position-horizontal:absolute;mso-position-horizontal-relative:text;mso-position-vertical:absolute;mso-position-vertical-relative:text;mso-width-percent:0;mso-height-percent:0;mso-width-relative:margin;mso-height-relative:margin" from="-10.5pt,256pt" to="488.15pt,257.05pt" o:gfxdata="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" strokecolor="black [3040]"/>
-            </w:pict>
-          </mc:Fallback>
-        </mc:AlternateContent>
+        </w:rPr>
+      </w:pPr>
+    </w:p>
+    <w:p>
+      <w:pPr>
+        <w:spacing w:line="200" w:lineRule="exact"/>
+        <w:rPr>
+          <w:sz w:val="20"/>
+          <w:szCs w:val="20"/>
+        </w:rPr>
+      </w:pPr>
+    </w:p>
+    <w:p>
+      <w:pPr>
+        <w:spacing w:line="200" w:lineRule="exact"/>
+        <w:rPr>
+          <w:sz w:val="20"/>
+          <w:szCs w:val="20"/>
+        </w:rPr>
+      </w:pPr>
+    </w:p>
+    <w:p>
+      <w:pPr>
+        <w:spacing w:line="200" w:lineRule="exact"/>
+        <w:rPr>
+          <w:sz w:val="20"/>
+          <w:szCs w:val="20"/>
+        </w:rPr>
+      </w:pPr>
+    </w:p>
+    <w:p>
+      <w:pPr>
+        <w:spacing w:line="200" w:lineRule="exact"/>
+        <w:rPr>
+          <w:sz w:val="20"/>
+          <w:szCs w:val="20"/>
+        </w:rPr>
+      </w:pPr>
+    </w:p>
+    <w:p>
+      <w:pPr>
+        <w:spacing w:line="200" w:lineRule="exact"/>
+        <w:rPr>
+          <w:sz w:val="20"/>
+          <w:szCs w:val="20"/>
+        </w:rPr>
+      </w:pPr>
+    </w:p>
+    <w:p>
+      <w:pPr>
+        <w:spacing w:line="200" w:lineRule="exact"/>
+        <w:rPr>
+          <w:sz w:val="20"/>
+          <w:szCs w:val="20"/>
+        </w:rPr>
+      </w:pPr>
+    </w:p>
+    <w:p>
+      <w:pPr>
+        <w:spacing w:line="200" w:lineRule="exact"/>
+        <w:rPr>
+          <w:sz w:val="20"/>
+          <w:szCs w:val="20"/>
+        </w:rPr>
+      </w:pPr>
+    </w:p>
+    <w:p>
+      <w:pPr>
+        <w:spacing w:line="200" w:lineRule="exact"/>
+        <w:rPr>
+          <w:sz w:val="20"/>
+          <w:szCs w:val="20"/>
+        </w:rPr>
+      </w:pPr>
+    </w:p>
+    <w:p>
+      <w:pPr>
+        <w:spacing w:line="200" w:lineRule="exact"/>
+        <w:rPr>
+          <w:sz w:val="20"/>
+          <w:szCs w:val="20"/>
+        </w:rPr>
+      </w:pPr>
+    </w:p>
+    <w:p>
+      <w:pPr>
+        <w:spacing w:line="200" w:lineRule="exact"/>
+        <w:rPr>
+          <w:sz w:val="20"/>
+          <w:szCs w:val="20"/>
+        </w:rPr>
+      </w:pPr>
+    </w:p>
+    <w:p>
+      <w:pPr>
+        <w:spacing w:line="200" w:lineRule="exact"/>
+        <w:rPr>
+          <w:sz w:val="20"/>
+          <w:szCs w:val="20"/>
+        </w:rPr>
+      </w:pPr>
+    </w:p>
+    <w:p>
+      <w:pPr>
+        <w:spacing w:line="200" w:lineRule="exact"/>
+        <w:rPr>
+          <w:sz w:val="20"/>
+          <w:szCs w:val="20"/>
+        </w:rPr>
+      </w:pPr>
+    </w:p>
+    <w:p>
+      <w:pPr>
+        <w:spacing w:line="200" w:lineRule="exact"/>
+        <w:rPr>
+          <w:sz w:val="20"/>
+          <w:szCs w:val="20"/>
+        </w:rPr>
+      </w:pPr>
+    </w:p>
+    <w:p>
+      <w:pPr>
+        <w:spacing w:line="200" w:lineRule="exact"/>
+        <w:rPr>
+          <w:sz w:val="20"/>
+          <w:szCs w:val="20"/>
+        </w:rPr>
+      </w:pPr>
+    </w:p>
+    <w:p>
+      <w:pPr>
+        <w:spacing w:line="200" w:lineRule="exact"/>
+        <w:rPr>
+          <w:sz w:val="20"/>
+          <w:szCs w:val="20"/>
+        </w:rPr>
+      </w:pPr>
+    </w:p>
+    <w:p>
+      <w:pPr>
+        <w:spacing w:line="200" w:lineRule="exact"/>
+        <w:rPr>
+          <w:sz w:val="20"/>
+          <w:szCs w:val="20"/>
+        </w:rPr>
+      </w:pPr>
+    </w:p>
+    <w:p>
+      <w:pPr>
+        <w:spacing w:line="200" w:lineRule="exact"/>
+        <w:rPr>
+          <w:sz w:val="20"/>
+          <w:szCs w:val="20"/>
+        </w:rPr>
+      </w:pPr>
+    </w:p>
+    <w:p>
+      <w:pPr>
+        <w:spacing w:line="200" w:lineRule="exact"/>
+        <w:rPr>
+          <w:sz w:val="20"/>
+          <w:szCs w:val="20"/>
+        </w:rPr>
+      </w:pPr>
+    </w:p>
+    <w:p>
+      <w:pPr>
+        <w:spacing w:line="200" w:lineRule="exact"/>
+        <w:rPr>
+          <w:sz w:val="20"/>
+          <w:szCs w:val="20"/>
+        </w:rPr>
+      </w:pPr>
+    </w:p>
+    <w:p>
+      <w:pPr>
+        <w:spacing w:line="200" w:lineRule="exact"/>
+        <w:rPr>
+          <w:sz w:val="20"/>
+          <w:szCs w:val="20"/>
+        </w:rPr>
+      </w:pPr>
+    </w:p>
+    <w:p>
+      <w:pPr>
+        <w:spacing w:line="200" w:lineRule="exact"/>
+        <w:rPr>
+          <w:sz w:val="20"/>
+          <w:szCs w:val="20"/>
+        </w:rPr>
+      </w:pPr>
+    </w:p>
+    <w:p>
+      <w:pPr>
+        <w:spacing w:line="200" w:lineRule="exact"/>
+        <w:rPr>
+          <w:sz w:val="20"/>
+          <w:szCs w:val="20"/>
+        </w:rPr>
+      </w:pPr>
+    </w:p>
+    <w:p>
+      <w:pPr>
+        <w:spacing w:line="200" w:lineRule="exact"/>
+        <w:rPr>
+          <w:sz w:val="20"/>
+          <w:szCs w:val="20"/>
+        </w:rPr>
+      </w:pPr>
+    </w:p>
+    <w:p>
+      <w:pPr>
+        <w:spacing w:line="200" w:lineRule="exact"/>
+        <w:rPr>
+          <w:sz w:val="20"/>
+          <w:szCs w:val="20"/>
+        </w:rPr>
+      </w:pPr>
+    </w:p>
+    <w:p>
+      <w:pPr>
+        <w:spacing w:line="200" w:lineRule="exact"/>
+        <w:rPr>
+          <w:sz w:val="20"/>
+          <w:szCs w:val="20"/>
+        </w:rPr>
+      </w:pPr>
+    </w:p>
+    <w:p>
+      <w:pPr>
+        <w:spacing w:line="200" w:lineRule="exact"/>
+        <w:rPr>
+          <w:sz w:val="20"/>
+          <w:szCs w:val="20"/>
+        </w:rPr>
+      </w:pPr>
+    </w:p>
+    <w:p>
+      <w:pPr>
+        <w:spacing w:line="200" w:lineRule="exact"/>
+        <w:rPr>
+          <w:sz w:val="20"/>
+          <w:szCs w:val="20"/>
+        </w:rPr>
+      </w:pPr>
+    </w:p>
+    <w:p>
+      <w:pPr>
+        <w:spacing w:line="200" w:lineRule="exact"/>
+        <w:rPr>
+          <w:sz w:val="20"/>
+          <w:szCs w:val="20"/>
+        </w:rPr>
+      </w:pPr>
+    </w:p>
+    <w:p>
+      <w:pPr>
+        <w:spacing w:line="200" w:lineRule="exact"/>
+        <w:rPr>
+          <w:sz w:val="20"/>
+          <w:szCs w:val="20"/>
+        </w:rPr>
+      </w:pPr>
+    </w:p>
+    <w:p>
+      <w:pPr>
+        <w:spacing w:line="200" w:lineRule="exact"/>
+        <w:rPr>
+          <w:sz w:val="20"/>
+          <w:szCs w:val="20"/>
+        </w:rPr>
+      </w:pPr>
+    </w:p>
+    <w:p>
+      <w:pPr>
+        <w:spacing w:line="200" w:lineRule="exact"/>
+        <w:rPr>
+          <w:sz w:val="20"/>
+          <w:szCs w:val="20"/>
+        </w:rPr>
+      </w:pPr>
+    </w:p>
+    <w:p>
+      <w:pPr>
+        <w:spacing w:line="200" w:lineRule="exact"/>
+        <w:rPr>
+          <w:sz w:val="20"/>
+          <w:szCs w:val="20"/>
+        </w:rPr>
+      </w:pPr>
+    </w:p>
+    <w:p>
+      <w:pPr>
+        <w:spacing w:line="200" w:lineRule="exact"/>
+        <w:rPr>
+          <w:sz w:val="20"/>
+          <w:szCs w:val="20"/>
+        </w:rPr>
+      </w:pPr>
+    </w:p>
+    <w:p>
+      <w:pPr>
+        <w:spacing w:line="200" w:lineRule="exact"/>
+        <w:rPr>
+          <w:sz w:val="20"/>
+          <w:szCs w:val="20"/>
+        </w:rPr>
+      </w:pPr>
+    </w:p>
+    <w:p>
+      <w:pPr>
+        <w:spacing w:line="200" w:lineRule="exact"/>
+        <w:rPr>
+          <w:sz w:val="20"/>
+          <w:szCs w:val="20"/>
+        </w:rPr>
+      </w:pPr>
+    </w:p>
+    <w:p>
+      <w:pPr>
+        <w:spacing w:line="200" w:lineRule="exact"/>
+        <w:rPr>
+          <w:sz w:val="20"/>
+          <w:szCs w:val="20"/>
+        </w:rPr>
+      </w:pPr>
+    </w:p>
+    <w:p>
+      <w:pPr>
+        <w:spacing w:line="200" w:lineRule="exact"/>
+        <w:rPr>
+          <w:sz w:val="20"/>
+          <w:szCs w:val="20"/>
+        </w:rPr>
+      </w:pPr>
+    </w:p>
+    <w:p>
+      <w:pPr>
+        <w:spacing w:line="200" w:lineRule="exact"/>
+        <w:rPr>
+          <w:sz w:val="20"/>
+          <w:szCs w:val="20"/>
+        </w:rPr>
+      </w:pPr>
+    </w:p>
+    <w:p>
+      <w:pPr>
+        <w:spacing w:line="200" w:lineRule="exact"/>
+        <w:rPr>
+          <w:sz w:val="20"/>
+          <w:szCs w:val="20"/>
+        </w:rPr>
+      </w:pPr>
+    </w:p>
+    <w:p>
+      <w:pPr>
+        <w:spacing w:line="200" w:lineRule="exact"/>
+        <w:rPr>
+          <w:sz w:val="20"/>
+          <w:szCs w:val="20"/>
+        </w:rPr>
+      </w:pPr>
+    </w:p>
+    <w:p>
+      <w:pPr>
+        <w:spacing w:line="200" w:lineRule="exact"/>
+        <w:rPr>
+          <w:rFonts w:asciiTheme="majorEastAsia" w:eastAsiaTheme="majorEastAsia" w:hAnsiTheme="majorEastAsia"/>
+          <w:sz w:val="22"/>
+        </w:rPr>
+      </w:pPr>
+      <w:r>
+        <w:rPr>
+          <w:rFonts w:asciiTheme="majorEastAsia" w:eastAsiaTheme="majorEastAsia" w:hAnsiTheme="majorEastAsia"/>
+          <w:sz w:val="22"/>
+        </w:rPr>
+        <w:t>{{DRV_1_STATEMENT}}</w:t>
+      </w:r>
+    </w:p>
+    <w:p>
+      <w:pPr>
+        <w:spacing w:line="200" w:lineRule="exact"/>
+        <w:rPr>
+          <w:rFonts w:asciiTheme="majorEastAsia" w:eastAsiaTheme="majorEastAsia" w:hAnsiTheme="majorEastAsia"/>
+          <w:sz w:val="22"/>
+        </w:rPr>
+      </w:pPr>
+      <w:r>
+        <w:rPr>
+          <w:rFonts w:asciiTheme="majorEastAsia" w:eastAsiaTheme="majorEastAsia" w:hAnsiTheme="majorEastAsia"/>
+          <w:sz w:val="22"/>
+        </w:rPr>
+        <w:t>{{DRV_</w:t>
       </w:r>
       <w:r>
         <w:rPr>
+          <w:rFonts w:asciiTheme="majorEastAsia" w:eastAsiaTheme="majorEastAsia" w:hAnsiTheme="majorEastAsia" w:hint="eastAsia"/>
+          <w:sz w:val="22"/>
+        </w:rPr>
+        <w:t>2</w:t>
+      </w:r>
+      <w:r>
+        <w:rPr>
+          <w:rFonts w:asciiTheme="majorEastAsia" w:eastAsiaTheme="majorEastAsia" w:hAnsiTheme="majorEastAsia"/>
+          <w:sz w:val="22"/>
+        </w:rPr>
+        <w:t>_STATEMENT}}</w:t>
+      </w:r>
+    </w:p>
+    <w:p>
+      <w:pPr>
+        <w:spacing w:line="200" w:lineRule="exact"/>
+        <w:rPr>
+          <w:rFonts w:asciiTheme="majorEastAsia" w:eastAsiaTheme="majorEastAsia" w:hAnsiTheme="majorEastAsia"/>
+          <w:sz w:val="22"/>
+        </w:rPr>
+      </w:pPr>
+      <w:r>
+        <w:rPr>
+          <w:rFonts w:asciiTheme="majorEastAsia" w:eastAsiaTheme="majorEastAsia" w:hAnsiTheme="majorEastAsia"/>
+          <w:sz w:val="22"/>
+        </w:rPr>
+        <w:t>{{DRV_</w:t>
+      </w:r>
+      <w:r>
+        <w:rPr>
+          <w:rFonts w:asciiTheme="majorEastAsia" w:eastAsiaTheme="majorEastAsia" w:hAnsiTheme="majorEastAsia" w:hint="eastAsia"/>
+          <w:sz w:val="22"/>
+        </w:rPr>
+        <w:t>3</w:t>
+      </w:r>
+      <w:r>
+        <w:rPr>
+          <w:rFonts w:asciiTheme="majorEastAsia" w:eastAsiaTheme="majorEastAsia" w:hAnsiTheme="majorEastAsia"/>
+          <w:sz w:val="22"/>
+        </w:rPr>
+        <w:t>_STATEMENT}}</w:t>
+      </w:r>
+    </w:p>
+    <w:p>
+      <w:pPr>
+        <w:spacing w:line="200" w:lineRule="exact"/>
+        <w:rPr>
+          <w:rFonts w:asciiTheme="majorEastAsia" w:eastAsiaTheme="majorEastAsia" w:hAnsiTheme="majorEastAsia"/>
+          <w:sz w:val="22"/>
+        </w:rPr>
+      </w:pPr>
+      <w:r>
+        <w:rPr>
+          <w:rFonts w:asciiTheme="majorEastAsia" w:eastAsiaTheme="majorEastAsia" w:hAnsiTheme="majorEastAsia"/>
+          <w:sz w:val="22"/>
+        </w:rPr>
+        <w:t>{{DRV_</w:t>
+      </w:r>
+      <w:r>
+        <w:rPr>
+          <w:rFonts w:asciiTheme="majorEastAsia" w:eastAsiaTheme="majorEastAsia" w:hAnsiTheme="majorEastAsia" w:hint="eastAsia"/>
+          <w:sz w:val="22"/>
+        </w:rPr>
+        <w:t>4</w:t>
+      </w:r>
+      <w:r>
+        <w:rPr>
+          <w:rFonts w:asciiTheme="majorEastAsia" w:eastAsiaTheme="majorEastAsia" w:hAnsiTheme="majorEastAsia"/>
+          <w:sz w:val="22"/>
+        </w:rPr>
+        <w:t>_STATEMENT}}</w:t>
+      </w:r>
+    </w:p>
+    <w:p>
+      <w:pPr>
+        <w:spacing w:line="200" w:lineRule="exact"/>
+        <w:rPr>
+          <w:rFonts w:asciiTheme="majorEastAsia" w:eastAsiaTheme="majorEastAsia" w:hAnsiTheme="majorEastAsia"/>
+          <w:sz w:val="22"/>
+        </w:rPr>
+      </w:pPr>
+      <w:r>
+        <w:rPr>
+          <w:rFonts w:asciiTheme="majorEastAsia" w:eastAsiaTheme="majorEastAsia" w:hAnsiTheme="majorEastAsia"/>
+          <w:sz w:val="22"/>
+        </w:rPr>
+        <w:t>{{DRV_</w:t>
+      </w:r>
+      <w:r>
+        <w:rPr>
+          <w:rFonts w:asciiTheme="majorEastAsia" w:eastAsiaTheme="majorEastAsia" w:hAnsiTheme="majorEastAsia" w:hint="eastAsia"/>
+          <w:sz w:val="22"/>
+        </w:rPr>
+        <w:t>5</w:t>
+      </w:r>
+      <w:r>
+        <w:rPr>
+          <w:rFonts w:asciiTheme="majorEastAsia" w:eastAsiaTheme="majorEastAsia" w:hAnsiTheme="majorEastAsia"/>
+          <w:sz w:val="22"/>
+        </w:rPr>
+        <w:t>_STATEMENT}}</w:t>
+      </w:r>
+    </w:p>
+    <w:p>
+      <w:pPr>
+        <w:spacing w:line="200" w:lineRule="exact"/>
+        <w:rPr>
           <w:rFonts w:hint="eastAsia"/>
-          <w:noProof/>
           <w:sz w:val="20"/>
           <w:szCs w:val="20"/>
-          <w:lang w:eastAsia="zh-HK"/>
-        </w:rPr>
-        <mc:AlternateContent>
-          <mc:Choice Requires="wps">
-            <w:drawing>
-              <wp:anchor distT="0" distB="0" distL="114300" distR="114300" simplePos="0" relativeHeight="251672576" behindDoc="0" locked="0" layoutInCell="1" allowOverlap="1" wp14:anchorId="00B27AD7" wp14:editId="03145761">
-                <wp:simplePos x="0" y="0"/>
-                <wp:positionH relativeFrom="column">
-                  <wp:posOffset>-404367</wp:posOffset>
-                </wp:positionH>
-                <wp:positionV relativeFrom="paragraph">
-                  <wp:posOffset>1502764</wp:posOffset>
-                </wp:positionV>
-                <wp:extent cx="6297930" cy="1623060"/>
-                <wp:effectExtent l="0" t="0" r="26670" b="34290"/>
-                <wp:wrapNone/>
-                <wp:docPr id="1883413391" name="直線接點 4"/>
-                <wp:cNvGraphicFramePr/>
-                <a:graphic xmlns:a="http://schemas.openxmlformats.org/drawingml/2006/main">
-                  <a:graphicData uri="http://schemas.microsoft.com/office/word/2010/wordprocessingShape">
-                    <wps:wsp>
-                      <wps:cNvCnPr/>
-                      <wps:spPr>
-                        <a:xfrm flipH="1">
-                          <a:off x="0" y="0"/>
-                          <a:ext cx="6297930" cy="1623060"/>
-                        </a:xfrm>
-                        <a:prstGeom prst="line">
-                          <a:avLst/>
-                        </a:prstGeom>
-                      </wps:spPr>
-                      <wps:style>
-                        <a:lnRef idx="1">
-                          <a:schemeClr val="dk1"/>
-                        </a:lnRef>
-                        <a:fillRef idx="0">
-                          <a:schemeClr val="dk1"/>
-                        </a:fillRef>
-                        <a:effectRef idx="0">
-                          <a:schemeClr val="dk1"/>
-                        </a:effectRef>
-                        <a:fontRef idx="minor">
-                          <a:schemeClr val="tx1"/>
-                        </a:fontRef>
-                      </wps:style>
-                      <wps:bodyPr/>
-                    </wps:wsp>
-                  </a:graphicData>
-                </a:graphic>
-                <wp14:sizeRelH relativeFrom="margin">
-                  <wp14:pctWidth>0</wp14:pctWidth>
-                </wp14:sizeRelH>
-                <wp14:sizeRelV relativeFrom="margin">
-                  <wp14:pctHeight>0</wp14:pctHeight>
-                </wp14:sizeRelV>
-              </wp:anchor>
-            </w:drawing>
-          </mc:Choice>
-          <mc:Fallback>
-            <w:pict>
-              <v:line w14:anchorId="0354D0C2" id="直線接點 4" o:spid="_x0000_s1026" style="position:absolute;flip:x;z-index:251672576;visibility:visible;mso-wrap-style:square;mso-width-percent:0;mso-height-percent:0;mso-wrap-distance-left:9pt;mso-wrap-distance-top:0;mso-wrap-distance-right:9pt;mso-wrap-distance-bottom:0;mso-position-horizontal:absolute;mso-position-horizontal-relative:text;mso-position-vertical:absolute;mso-position-vertical-relative:text;mso-width-percent:0;mso-height-percent:0;mso-width-relative:margin;mso-height-relative:margin" from="-31.85pt,118.35pt" to="464.05pt,246.15pt" o:gfxdata="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" strokecolor="black [3040]"/>
-            </w:pict>
-          </mc:Fallback>
-        </mc:AlternateContent>
+        </w:rPr>
+      </w:pPr>
+      <w:r>
+        <w:rPr>
+          <w:rFonts w:asciiTheme="majorEastAsia" w:eastAsiaTheme="majorEastAsia" w:hAnsiTheme="majorEastAsia"/>
+          <w:sz w:val="22"/>
+        </w:rPr>
+        <w:t>{{DRV_</w:t>
       </w:r>
       <w:r>
         <w:rPr>
-          <w:rFonts w:hint="eastAsia"/>
-          <w:noProof/>
-          <w:sz w:val="20"/>
-          <w:szCs w:val="20"/>
-          <w:lang w:eastAsia="zh-HK"/>
-        </w:rPr>
-        <mc:AlternateContent>
-          <mc:Choice Requires="wps">
-            <w:drawing>
-              <wp:anchor distT="0" distB="0" distL="114300" distR="114300" simplePos="0" relativeHeight="251663360" behindDoc="0" locked="0" layoutInCell="1" allowOverlap="1" wp14:anchorId="6E6766AC" wp14:editId="50DCFF02">
-                <wp:simplePos x="0" y="0"/>
-                <wp:positionH relativeFrom="column">
-                  <wp:posOffset>-235448</wp:posOffset>
-                </wp:positionH>
-                <wp:positionV relativeFrom="paragraph">
-                  <wp:posOffset>1477460</wp:posOffset>
-                </wp:positionV>
-                <wp:extent cx="6386830" cy="13335"/>
-                <wp:effectExtent l="0" t="0" r="33020" b="24765"/>
-                <wp:wrapNone/>
-                <wp:docPr id="1070162394" name="直線接點 2"/>
-                <wp:cNvGraphicFramePr/>
-                <a:graphic xmlns:a="http://schemas.openxmlformats.org/drawingml/2006/main">
-                  <a:graphicData uri="http://schemas.microsoft.com/office/word/2010/wordprocessingShape">
-                    <wps:wsp>
-                      <wps:cNvCnPr/>
-                      <wps:spPr>
-                        <a:xfrm flipV="1">
-                          <a:off x="0" y="0"/>
-                          <a:ext cx="6386830" cy="13335"/>
-                        </a:xfrm>
-                        <a:prstGeom prst="line">
-                          <a:avLst/>
-                        </a:prstGeom>
-                      </wps:spPr>
-                      <wps:style>
-                        <a:lnRef idx="1">
-                          <a:schemeClr val="dk1"/>
-                        </a:lnRef>
-                        <a:fillRef idx="0">
-                          <a:schemeClr val="dk1"/>
-                        </a:fillRef>
-                        <a:effectRef idx="0">
-                          <a:schemeClr val="dk1"/>
-                        </a:effectRef>
-                        <a:fontRef idx="minor">
-                          <a:schemeClr val="tx1"/>
-                        </a:fontRef>
-                      </wps:style>
-                      <wps:bodyPr/>
-                    </wps:wsp>
-                  </a:graphicData>
-                </a:graphic>
-                <wp14:sizeRelH relativeFrom="margin">
-                  <wp14:pctWidth>0</wp14:pctWidth>
-                </wp14:sizeRelH>
-                <wp14:sizeRelV relativeFrom="margin">
-                  <wp14:pctHeight>0</wp14:pctHeight>
-                </wp14:sizeRelV>
-              </wp:anchor>
-            </w:drawing>
-          </mc:Choice>
-          <mc:Fallback>
-            <w:pict>
-              <v:line w14:anchorId="50A8318E" id="直線接點 2" o:spid="_x0000_s1026" style="position:absolute;flip:y;z-index:251663360;visibility:visible;mso-wrap-style:square;mso-width-percent:0;mso-height-percent:0;mso-wrap-distance-left:9pt;mso-wrap-distance-top:0;mso-wrap-distance-right:9pt;mso-wrap-distance-bottom:0;mso-position-horizontal:absolute;mso-position-horizontal-relative:text;mso-position-vertical:absolute;mso-position-vertical-relative:text;mso-width-percent:0;mso-height-percent:0;mso-width-relative:margin;mso-height-relative:margin" from="-18.55pt,116.35pt" to="484.35pt,117.4pt" o:gfxdata="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" strokecolor="black [3040]"/>
-            </w:pict>
-          </mc:Fallback>
-        </mc:AlternateContent>
+          <w:rFonts w:asciiTheme="majorEastAsia" w:eastAsiaTheme="majorEastAsia" w:hAnsiTheme="majorEastAsia" w:hint="eastAsia"/>
+          <w:sz w:val="22"/>
+        </w:rPr>
+        <w:t>6</w:t>
+      </w:r>
+      <w:r>
+        <w:rPr>
+          <w:rFonts w:asciiTheme="majorEastAsia" w:eastAsiaTheme="majorEastAsia" w:hAnsiTheme="majorEastAsia"/>
+          <w:sz w:val="22"/>
+        </w:rPr>
+        <w:t>_STATEMENT}}</w:t>
       </w:r>
     </w:p>
     <w:sectPr>

--- a/T24_template_1.docx
+++ b/T24_template_1.docx
@@ -867,13 +867,23 @@
           <w:p>
             <w:pPr>
               <w:spacing w:line="200" w:lineRule="exact"/>
-              <w:rPr>
-                <w:rFonts w:asciiTheme="minorEastAsia" w:hAnsiTheme="minorEastAsia"/>
-                <w:sz w:val="20"/>
-                <w:szCs w:val="20"/>
-                <w:lang w:eastAsia="zh-HK"/>
-              </w:rPr>
-            </w:pPr>
+              <w:jc w:val="center"/>
+              <w:rPr>
+                <w:rFonts w:cstheme="minorHAnsi"/>
+                <w:sz w:val="20"/>
+                <w:szCs w:val="20"/>
+                <w:lang w:eastAsia="zh-HK"/>
+              </w:rPr>
+            </w:pPr>
+            <w:r>
+              <w:rPr>
+                <w:rFonts w:cstheme="minorHAnsi"/>
+                <w:sz w:val="20"/>
+                <w:szCs w:val="20"/>
+                <w:lang w:eastAsia="zh-HK"/>
+              </w:rPr>
+              <w:t>{{LOCATION}}</w:t>
+            </w:r>
           </w:p>
         </w:tc>
       </w:tr>
@@ -7224,10 +7234,11 @@
             </w:r>
             <w:r>
               <w:rPr>
-                <w:rFonts w:asciiTheme="majorEastAsia" w:eastAsiaTheme="majorEastAsia" w:hAnsiTheme="majorEastAsia" w:hint="eastAsia"/>
-                <w:sz w:val="22"/>
-              </w:rPr>
-              <w:t>XXXXX</w:t>
+                <w:rFonts w:asciiTheme="majorEastAsia" w:eastAsiaTheme="majorEastAsia" w:hAnsiTheme="majorEastAsia"/>
+                <w:sz w:val="22"/>
+                <w:lang w:eastAsia="zh-HK"/>
+              </w:rPr>
+              <w:t>{{LOCATION}}</w:t>
             </w:r>
             <w:r>
               <w:rPr>
@@ -7326,10 +7337,11 @@
             </w:r>
             <w:r>
               <w:rPr>
-                <w:rFonts w:asciiTheme="majorEastAsia" w:eastAsiaTheme="majorEastAsia" w:hAnsiTheme="majorEastAsia" w:hint="eastAsia"/>
-                <w:sz w:val="22"/>
-              </w:rPr>
-              <w:t>XXXXX</w:t>
+                <w:rFonts w:asciiTheme="majorEastAsia" w:eastAsiaTheme="majorEastAsia" w:hAnsiTheme="majorEastAsia"/>
+                <w:sz w:val="22"/>
+                <w:lang w:eastAsia="zh-HK"/>
+              </w:rPr>
+              <w:t>{{LOCATION}}</w:t>
             </w:r>
             <w:r>
               <w:rPr>
@@ -7965,7 +7977,23 @@
                 <w:sz w:val="22"/>
                 <w:lang w:eastAsia="zh-HK"/>
               </w:rPr>
-              <w:t>報。</w:t>
+              <w:t>報</w:t>
+            </w:r>
+            <w:r>
+              <w:rPr>
+                <w:rFonts w:asciiTheme="majorEastAsia" w:eastAsiaTheme="majorEastAsia" w:hAnsiTheme="majorEastAsia" w:hint="eastAsia"/>
+                <w:sz w:val="22"/>
+                <w:lang w:eastAsia="zh-HK"/>
+              </w:rPr>
+              <w:t>警處理</w:t>
+            </w:r>
+            <w:r>
+              <w:rPr>
+                <w:rFonts w:asciiTheme="majorEastAsia" w:eastAsiaTheme="majorEastAsia" w:hAnsiTheme="majorEastAsia" w:hint="eastAsia"/>
+                <w:sz w:val="22"/>
+                <w:lang w:eastAsia="zh-HK"/>
+              </w:rPr>
+              <w:t>。</w:t>
             </w:r>
           </w:p>
         </w:tc>
@@ -7992,14 +8020,6 @@
             </w:pPr>
             <w:r>
               <w:rPr>
-                <w:rFonts w:asciiTheme="majorEastAsia" w:eastAsiaTheme="majorEastAsia" w:hAnsiTheme="majorEastAsia" w:hint="eastAsia"/>
-                <w:sz w:val="22"/>
-                <w:lang w:eastAsia="zh-HK"/>
-              </w:rPr>
-              <w:t>警處理</w:t>
-            </w:r>
-            <w:r>
-              <w:rPr>
                 <w:rFonts w:asciiTheme="majorEastAsia" w:eastAsiaTheme="majorEastAsia" w:hAnsiTheme="majorEastAsia" w:cs="Arial" w:hint="eastAsia"/>
                 <w:sz w:val="22"/>
                 <w:lang w:eastAsia="zh-HK"/>
@@ -8320,7 +8340,14 @@
                 <w:rFonts w:asciiTheme="majorEastAsia" w:eastAsiaTheme="majorEastAsia" w:hAnsiTheme="majorEastAsia" w:hint="eastAsia"/>
                 <w:sz w:val="22"/>
               </w:rPr>
-              <w:t xml:space="preserve"> AMXXXX</w:t>
+              <w:t xml:space="preserve"> </w:t>
+            </w:r>
+            <w:r>
+              <w:rPr>
+                <w:rFonts w:asciiTheme="majorEastAsia" w:eastAsiaTheme="majorEastAsia" w:hAnsiTheme="majorEastAsia"/>
+                <w:sz w:val="22"/>
+              </w:rPr>
+              <w:t>{{POLICE_VEH_NO}}</w:t>
             </w:r>
             <w:r>
               <w:rPr>
@@ -8419,73 +8446,15 @@
               <w:rPr>
                 <w:rFonts w:asciiTheme="majorEastAsia" w:eastAsiaTheme="majorEastAsia" w:hAnsiTheme="majorEastAsia" w:hint="eastAsia"/>
                 <w:sz w:val="22"/>
-                <w:lang w:eastAsia="zh-HK"/>
-              </w:rPr>
-              <w:t>肇事車輛</w:t>
+              </w:rPr>
+              <w:t>警察</w:t>
             </w:r>
             <w:r>
               <w:rPr>
                 <w:rFonts w:asciiTheme="majorEastAsia" w:eastAsiaTheme="majorEastAsia" w:hAnsiTheme="majorEastAsia"/>
                 <w:sz w:val="22"/>
-                <w:lang w:eastAsia="zh-HK"/>
-              </w:rPr>
-              <w:t>往</w:t>
-            </w:r>
-            <w:r>
-              <w:rPr>
-                <w:rFonts w:asciiTheme="majorEastAsia" w:eastAsiaTheme="majorEastAsia" w:hAnsiTheme="majorEastAsia" w:hint="eastAsia"/>
-                <w:sz w:val="22"/>
-                <w:lang w:eastAsia="zh-HK"/>
-              </w:rPr>
-              <w:t>香港</w:t>
-            </w:r>
-            <w:r>
-              <w:rPr>
-                <w:rFonts w:asciiTheme="majorEastAsia" w:eastAsiaTheme="majorEastAsia" w:hAnsiTheme="majorEastAsia"/>
-                <w:sz w:val="22"/>
-                <w:lang w:eastAsia="zh-HK"/>
-              </w:rPr>
-              <w:t>方向離開</w:t>
-            </w:r>
-            <w:r>
-              <w:rPr>
-                <w:rFonts w:asciiTheme="majorEastAsia" w:eastAsiaTheme="majorEastAsia" w:hAnsiTheme="majorEastAsia" w:hint="eastAsia"/>
-                <w:sz w:val="22"/>
-                <w:lang w:eastAsia="zh-HK"/>
-              </w:rPr>
-              <w:t>。</w:t>
-            </w:r>
-            <w:r>
-              <w:rPr>
-                <w:rFonts w:asciiTheme="majorEastAsia" w:eastAsiaTheme="majorEastAsia" w:hAnsiTheme="majorEastAsia" w:cs="Arial"/>
-                <w:sz w:val="22"/>
-                <w:lang w:eastAsia="zh-HK"/>
-              </w:rPr>
-              <w:t>(警方檔案編號：</w:t>
-            </w:r>
-            <w:r>
-              <w:rPr>
-                <w:rFonts w:asciiTheme="majorEastAsia" w:eastAsiaTheme="majorEastAsia" w:hAnsiTheme="majorEastAsia" w:cs="Arial"/>
-                <w:sz w:val="22"/>
-                <w:lang w:eastAsia="zh-HK"/>
-              </w:rPr>
-              <w:t>{{RN_NO}}</w:t>
-            </w:r>
-            <w:r>
-              <w:rPr>
-                <w:rFonts w:asciiTheme="majorEastAsia" w:eastAsiaTheme="majorEastAsia" w:hAnsiTheme="majorEastAsia" w:cs="Arial"/>
-                <w:sz w:val="22"/>
-                <w:lang w:eastAsia="zh-HK"/>
-              </w:rPr>
-              <w:t>)</w:t>
-            </w:r>
-            <w:r>
-              <w:rPr>
-                <w:rFonts w:asciiTheme="majorEastAsia" w:eastAsiaTheme="majorEastAsia" w:hAnsiTheme="majorEastAsia"/>
-                <w:sz w:val="22"/>
-                <w:lang w:eastAsia="zh-HK"/>
-              </w:rPr>
-              <w:t>，</w:t>
+              </w:rPr>
+              <w:t>{{PBT}}</w:t>
             </w:r>
           </w:p>
         </w:tc>
@@ -8510,6 +8479,62 @@
                 <w:lang w:eastAsia="zh-HK"/>
               </w:rPr>
             </w:pPr>
+            <w:r>
+              <w:rPr>
+                <w:rFonts w:asciiTheme="majorEastAsia" w:eastAsiaTheme="majorEastAsia" w:hAnsiTheme="majorEastAsia" w:hint="eastAsia"/>
+                <w:sz w:val="22"/>
+                <w:lang w:eastAsia="zh-HK"/>
+              </w:rPr>
+              <w:t>肇事車輛</w:t>
+            </w:r>
+            <w:r>
+              <w:rPr>
+                <w:rFonts w:asciiTheme="majorEastAsia" w:eastAsiaTheme="majorEastAsia" w:hAnsiTheme="majorEastAsia"/>
+                <w:sz w:val="22"/>
+                <w:lang w:eastAsia="zh-HK"/>
+              </w:rPr>
+              <w:t>往</w:t>
+            </w:r>
+            <w:r>
+              <w:rPr>
+                <w:rFonts w:asciiTheme="majorEastAsia" w:eastAsiaTheme="majorEastAsia" w:hAnsiTheme="majorEastAsia" w:hint="eastAsia"/>
+                <w:sz w:val="22"/>
+                <w:lang w:eastAsia="zh-HK"/>
+              </w:rPr>
+              <w:t>香港</w:t>
+            </w:r>
+            <w:r>
+              <w:rPr>
+                <w:rFonts w:asciiTheme="majorEastAsia" w:eastAsiaTheme="majorEastAsia" w:hAnsiTheme="majorEastAsia"/>
+                <w:sz w:val="22"/>
+                <w:lang w:eastAsia="zh-HK"/>
+              </w:rPr>
+              <w:t>方向離開</w:t>
+            </w:r>
+            <w:r>
+              <w:rPr>
+                <w:rFonts w:asciiTheme="majorEastAsia" w:eastAsiaTheme="majorEastAsia" w:hAnsiTheme="majorEastAsia" w:hint="eastAsia"/>
+                <w:sz w:val="22"/>
+                <w:lang w:eastAsia="zh-HK"/>
+              </w:rPr>
+              <w:t>。</w:t>
+            </w:r>
+            <w:r>
+              <w:rPr>
+                <w:rFonts w:asciiTheme="majorEastAsia" w:eastAsiaTheme="majorEastAsia" w:hAnsiTheme="majorEastAsia" w:cs="Arial"/>
+                <w:sz w:val="22"/>
+                <w:lang w:eastAsia="zh-HK"/>
+              </w:rPr>
+              <w:t>(警方檔案編號：{{RN_NO}})</w:t>
+            </w:r>
+            <w:r>
+              <w:rPr>
+                <w:rFonts w:asciiTheme="majorEastAsia" w:eastAsiaTheme="majorEastAsia" w:hAnsiTheme="majorEastAsia"/>
+                <w:sz w:val="22"/>
+                <w:lang w:eastAsia="zh-HK"/>
+              </w:rPr>
+              <w:t>，</w:t>
+            </w:r>
           </w:p>
         </w:tc>
       </w:tr>
@@ -9456,7 +9481,34 @@
           <w:szCs w:val="20"/>
           <w:lang w:eastAsia="zh-HK"/>
         </w:rPr>
-        <w:t xml:space="preserve"> :-  </w:t>
+        <w:t xml:space="preserve"> :</w:t>
+      </w:r>
+      <w:proofErr w:type="gramStart"/>
+      <w:r>
+        <w:rPr>
+          <w:rFonts w:hint="eastAsia"/>
+          <w:sz w:val="20"/>
+          <w:szCs w:val="20"/>
+          <w:lang w:eastAsia="zh-HK"/>
+        </w:rPr>
+        <w:t xml:space="preserve">-  </w:t>
+      </w:r>
+      <w:r>
+        <w:rPr>
+          <w:sz w:val="20"/>
+          <w:szCs w:val="20"/>
+          <w:lang w:eastAsia="zh-HK"/>
+        </w:rPr>
+        <w:t>{</w:t>
+      </w:r>
+      <w:proofErr w:type="gramEnd"/>
+      <w:r>
+        <w:rPr>
+          <w:sz w:val="20"/>
+          <w:szCs w:val="20"/>
+          <w:lang w:eastAsia="zh-HK"/>
+        </w:rPr>
+        <w:t>{LOCATION}}</w:t>
       </w:r>
     </w:p>
     <w:p>
@@ -11131,7 +11183,7 @@
       <w:pPr>
         <w:spacing w:line="200" w:lineRule="exact"/>
         <w:rPr>
-          <w:rFonts w:asciiTheme="minorEastAsia" w:hAnsiTheme="minorEastAsia" w:hint="eastAsia"/>
+          <w:rFonts w:asciiTheme="minorEastAsia" w:hAnsiTheme="minorEastAsia"/>
           <w:sz w:val="22"/>
         </w:rPr>
       </w:pPr>
@@ -11670,7 +11722,6 @@
       <w:pPr>
         <w:spacing w:line="200" w:lineRule="exact"/>
         <w:rPr>
-          <w:rFonts w:hint="eastAsia"/>
           <w:sz w:val="20"/>
           <w:szCs w:val="20"/>
         </w:rPr>
